--- a/영상수업 (범용)/영상수업_제니인터뷰_000님.docx
+++ b/영상수업 (범용)/영상수업_제니인터뷰_000님.docx
@@ -113,7 +113,7 @@
           <w:szCs w:val="22"/>
           <w:u w:val="none"/>
         </w:rPr>
-        <w:t>Video  |  제니 영어 인터뷰 — 미국 라디오 The BRU Show (0:33)</w:t>
+        <w:t xml:space="preserve">Video  |  Jennie's radio interview — The BRU Show (0:33)</w:t>
       </w:r>
     </w:p>
     <w:p>
@@ -146,6 +146,45 @@
           <w:u w:val="none"/>
         </w:rPr>
         <w:t>https://www.youtube.com/shorts/riWs8yZUm04</w:t>
+      </w:r>
+    </w:p>
+    <w:p>
+      <w:pPr>
+        <w:spacing w:after="120" w:before="120"/>
+        <w:jc w:val="center"/>
+      </w:pPr>
+      <w:r>
+        <w:drawing>
+          <wp:inline distT="0" distB="0" distL="0" distR="0">
+            <wp:extent cx="2132000" cy="1450000"/>
+            <wp:docPr id="98" name="thumb" descr="video still"/>
+            <a:graphic>
+              <a:graphicData uri="http://schemas.openxmlformats.org/drawingml/2006/picture">
+                <pic:pic>
+                  <pic:nvPicPr>
+                    <pic:cNvPr id="98" name="thumb"/>
+                    <pic:cNvPicPr/>
+                  </pic:nvPicPr>
+                  <pic:blipFill>
+                    <a:blip r:embed="rIdThumb"/>
+                    <a:stretch>
+                      <a:fillRect/>
+                    </a:stretch>
+                  </pic:blipFill>
+                  <pic:spPr>
+                    <a:xfrm>
+                      <a:off x="0" y="0"/>
+                      <a:ext cx="2132000" cy="1450000"/>
+                    </a:xfrm>
+                    <a:prstGeom prst="rect">
+                      <a:avLst/>
+                    </a:prstGeom>
+                  </pic:spPr>
+                </pic:pic>
+              </a:graphicData>
+            </a:graphic>
+          </wp:inline>
+        </w:drawing>
       </w:r>
     </w:p>
     <w:p>
@@ -415,7 +454,7 @@
           <w:szCs w:val="18"/>
           <w:u w:val="none"/>
         </w:rPr>
-        <w:t>인터뷰 내용을 학습용으로 정리했습니다. 먼저 듣고, 그다음 역할을 나눠 읽어 보세요.</w:t>
+        <w:t xml:space="preserve">Listen first. Then read the script aloud, switching roles.</w:t>
       </w:r>
     </w:p>
     <w:p>
@@ -480,6 +519,419 @@
           <w:u w:val="none"/>
         </w:rPr>
         <w:t>Are you seeing, like, your own song? Is it coming up with trends?</w:t>
+      </w:r>
+    </w:p>
+    <w:p>
+      <w:pPr>
+        <w:spacing w:after="0" w:before="0" w:line="240" w:lineRule="auto"/>
+        <w:ind w:left="0" w:right="0" w:firstLine="0"/>
+        <w:jc w:val="left"/>
+        <w:rPr>
+          <w:rFonts w:ascii="Malgun Gothic" w:cs="Malgun Gothic" w:eastAsia="Malgun Gothic" w:hAnsi="Malgun Gothic"/>
+          <w:b w:val="0"/>
+          <w:bCs w:val="0"/>
+          <w:i w:val="0"/>
+          <w:iCs w:val="0"/>
+          <w:color w:val="000000"/>
+          <w:sz w:val="20"/>
+          <w:szCs w:val="20"/>
+          <w:u w:val="none"/>
+        </w:rPr>
+      </w:pPr>
+      <w:r>
+        <w:rPr>
+          <w:rFonts w:ascii="Malgun Gothic" w:cs="Malgun Gothic" w:eastAsia="Malgun Gothic" w:hAnsi="Malgun Gothic"/>
+          <w:b w:val="1"/>
+          <w:bCs w:val="1"/>
+          <w:i w:val="0"/>
+          <w:iCs w:val="0"/>
+          <w:color w:val="000000"/>
+          <w:sz w:val="20"/>
+          <w:szCs w:val="20"/>
+          <w:u w:val="none"/>
+        </w:rPr>
+        <w:t xml:space="preserve">Jennie    </w:t>
+      </w:r>
+      <w:r>
+        <w:rPr>
+          <w:rFonts w:ascii="Malgun Gothic" w:cs="Malgun Gothic" w:eastAsia="Malgun Gothic" w:hAnsi="Malgun Gothic"/>
+          <w:b w:val="0"/>
+          <w:bCs w:val="0"/>
+          <w:i w:val="0"/>
+          <w:iCs w:val="0"/>
+          <w:color w:val="000000"/>
+          <w:sz w:val="20"/>
+          <w:szCs w:val="20"/>
+          <w:u w:val="none"/>
+        </w:rPr>
+        <w:t>Honestly, I don't enjoy it that much. It's like, you hear yourself so many times.</w:t>
+      </w:r>
+    </w:p>
+    <w:p>
+      <w:pPr>
+        <w:spacing w:after="0" w:before="0" w:line="240" w:lineRule="auto"/>
+        <w:ind w:left="0" w:right="0" w:firstLine="0"/>
+        <w:jc w:val="left"/>
+        <w:rPr>
+          <w:rFonts w:ascii="Malgun Gothic" w:cs="Malgun Gothic" w:eastAsia="Malgun Gothic" w:hAnsi="Malgun Gothic"/>
+          <w:b w:val="0"/>
+          <w:bCs w:val="0"/>
+          <w:i w:val="0"/>
+          <w:iCs w:val="0"/>
+          <w:color w:val="000000"/>
+          <w:sz w:val="20"/>
+          <w:szCs w:val="20"/>
+          <w:u w:val="none"/>
+        </w:rPr>
+      </w:pPr>
+      <w:r>
+        <w:rPr>
+          <w:rFonts w:ascii="Malgun Gothic" w:cs="Malgun Gothic" w:eastAsia="Malgun Gothic" w:hAnsi="Malgun Gothic"/>
+          <w:b w:val="1"/>
+          <w:bCs w:val="1"/>
+          <w:i w:val="0"/>
+          <w:iCs w:val="0"/>
+          <w:color w:val="000000"/>
+          <w:sz w:val="20"/>
+          <w:szCs w:val="20"/>
+          <w:u w:val="none"/>
+        </w:rPr>
+        <w:t xml:space="preserve">Jennie    </w:t>
+      </w:r>
+      <w:r>
+        <w:rPr>
+          <w:rFonts w:ascii="Malgun Gothic" w:cs="Malgun Gothic" w:eastAsia="Malgun Gothic" w:hAnsi="Malgun Gothic"/>
+          <w:b w:val="0"/>
+          <w:bCs w:val="0"/>
+          <w:i w:val="0"/>
+          <w:iCs w:val="0"/>
+          <w:color w:val="000000"/>
+          <w:sz w:val="20"/>
+          <w:szCs w:val="20"/>
+          <w:u w:val="none"/>
+        </w:rPr>
+        <w:t>But then, like, if it keeps happening... that's a different feeling.</w:t>
+      </w:r>
+    </w:p>
+    <w:p>
+      <w:pPr>
+        <w:spacing w:after="0" w:before="0" w:line="240" w:lineRule="auto"/>
+        <w:ind w:left="0" w:right="0" w:firstLine="0"/>
+        <w:jc w:val="left"/>
+        <w:rPr>
+          <w:rFonts w:ascii="Malgun Gothic" w:cs="Malgun Gothic" w:eastAsia="Malgun Gothic" w:hAnsi="Malgun Gothic"/>
+          <w:b w:val="0"/>
+          <w:bCs w:val="0"/>
+          <w:i w:val="0"/>
+          <w:iCs w:val="0"/>
+          <w:color w:val="000000"/>
+          <w:sz w:val="20"/>
+          <w:szCs w:val="20"/>
+          <w:u w:val="none"/>
+        </w:rPr>
+      </w:pPr>
+      <w:r>
+        <w:rPr>
+          <w:rFonts w:ascii="Malgun Gothic" w:cs="Malgun Gothic" w:eastAsia="Malgun Gothic" w:hAnsi="Malgun Gothic"/>
+          <w:b w:val="1"/>
+          <w:bCs w:val="1"/>
+          <w:i w:val="0"/>
+          <w:iCs w:val="0"/>
+          <w:color w:val="000000"/>
+          <w:sz w:val="20"/>
+          <w:szCs w:val="20"/>
+          <w:u w:val="none"/>
+        </w:rPr>
+        <w:t xml:space="preserve">Host    </w:t>
+      </w:r>
+      <w:r>
+        <w:rPr>
+          <w:rFonts w:ascii="Malgun Gothic" w:cs="Malgun Gothic" w:eastAsia="Malgun Gothic" w:hAnsi="Malgun Gothic"/>
+          <w:b w:val="0"/>
+          <w:bCs w:val="0"/>
+          <w:i w:val="0"/>
+          <w:iCs w:val="0"/>
+          <w:color w:val="000000"/>
+          <w:sz w:val="20"/>
+          <w:szCs w:val="20"/>
+          <w:u w:val="none"/>
+        </w:rPr>
+        <w:t>Are you a big to-do list person?</w:t>
+      </w:r>
+    </w:p>
+    <w:p>
+      <w:pPr>
+        <w:spacing w:after="0" w:before="0" w:line="240" w:lineRule="auto"/>
+        <w:ind w:left="0" w:right="0" w:firstLine="0"/>
+        <w:jc w:val="left"/>
+        <w:rPr>
+          <w:rFonts w:ascii="Malgun Gothic" w:cs="Malgun Gothic" w:eastAsia="Malgun Gothic" w:hAnsi="Malgun Gothic"/>
+          <w:b w:val="0"/>
+          <w:bCs w:val="0"/>
+          <w:i w:val="0"/>
+          <w:iCs w:val="0"/>
+          <w:color w:val="000000"/>
+          <w:sz w:val="20"/>
+          <w:szCs w:val="20"/>
+          <w:u w:val="none"/>
+        </w:rPr>
+      </w:pPr>
+      <w:r>
+        <w:rPr>
+          <w:rFonts w:ascii="Malgun Gothic" w:cs="Malgun Gothic" w:eastAsia="Malgun Gothic" w:hAnsi="Malgun Gothic"/>
+          <w:b w:val="1"/>
+          <w:bCs w:val="1"/>
+          <w:i w:val="0"/>
+          <w:iCs w:val="0"/>
+          <w:color w:val="000000"/>
+          <w:sz w:val="20"/>
+          <w:szCs w:val="20"/>
+          <w:u w:val="none"/>
+        </w:rPr>
+        <w:t xml:space="preserve">Jennie    </w:t>
+      </w:r>
+      <w:r>
+        <w:rPr>
+          <w:rFonts w:ascii="Malgun Gothic" w:cs="Malgun Gothic" w:eastAsia="Malgun Gothic" w:hAnsi="Malgun Gothic"/>
+          <w:b w:val="0"/>
+          <w:bCs w:val="0"/>
+          <w:i w:val="0"/>
+          <w:iCs w:val="0"/>
+          <w:color w:val="000000"/>
+          <w:sz w:val="20"/>
+          <w:szCs w:val="20"/>
+          <w:u w:val="none"/>
+        </w:rPr>
+        <w:t>Um... yes and no.</w:t>
+      </w:r>
+    </w:p>
+    <w:p>
+      <w:pPr>
+        <w:spacing w:after="0" w:before="0" w:line="240" w:lineRule="auto"/>
+        <w:ind w:left="0" w:right="0" w:firstLine="0"/>
+        <w:jc w:val="left"/>
+        <w:rPr>
+          <w:rFonts w:ascii="Malgun Gothic" w:cs="Malgun Gothic" w:eastAsia="Malgun Gothic" w:hAnsi="Malgun Gothic"/>
+          <w:b w:val="0"/>
+          <w:bCs w:val="0"/>
+          <w:i w:val="0"/>
+          <w:iCs w:val="0"/>
+          <w:color w:val="000000"/>
+          <w:sz w:val="20"/>
+          <w:szCs w:val="20"/>
+          <w:u w:val="none"/>
+        </w:rPr>
+      </w:pPr>
+      <w:r>
+        <w:rPr>
+          <w:rFonts w:ascii="Malgun Gothic" w:cs="Malgun Gothic" w:eastAsia="Malgun Gothic" w:hAnsi="Malgun Gothic"/>
+          <w:b w:val="1"/>
+          <w:bCs w:val="1"/>
+          <w:i w:val="0"/>
+          <w:iCs w:val="0"/>
+          <w:color w:val="000000"/>
+          <w:sz w:val="20"/>
+          <w:szCs w:val="20"/>
+          <w:u w:val="none"/>
+        </w:rPr>
+        <w:t xml:space="preserve">Jennie    </w:t>
+      </w:r>
+      <w:r>
+        <w:rPr>
+          <w:rFonts w:ascii="Malgun Gothic" w:cs="Malgun Gothic" w:eastAsia="Malgun Gothic" w:hAnsi="Malgun Gothic"/>
+          <w:b w:val="0"/>
+          <w:bCs w:val="0"/>
+          <w:i w:val="0"/>
+          <w:iCs w:val="0"/>
+          <w:color w:val="000000"/>
+          <w:sz w:val="20"/>
+          <w:szCs w:val="20"/>
+          <w:u w:val="none"/>
+        </w:rPr>
+        <w:t>When I'm working a lot, I don't want to know what I have to do in a day.</w:t>
+      </w:r>
+    </w:p>
+    <w:p>
+      <w:pPr>
+        <w:spacing w:after="0" w:before="0" w:line="240" w:lineRule="auto"/>
+        <w:ind w:left="0" w:right="0" w:firstLine="0"/>
+        <w:jc w:val="left"/>
+        <w:rPr>
+          <w:rFonts w:ascii="Malgun Gothic" w:cs="Malgun Gothic" w:eastAsia="Malgun Gothic" w:hAnsi="Malgun Gothic"/>
+          <w:b w:val="0"/>
+          <w:bCs w:val="0"/>
+          <w:i w:val="0"/>
+          <w:iCs w:val="0"/>
+          <w:color w:val="000000"/>
+          <w:sz w:val="20"/>
+          <w:szCs w:val="20"/>
+          <w:u w:val="none"/>
+        </w:rPr>
+      </w:pPr>
+      <w:r>
+        <w:rPr>
+          <w:rFonts w:ascii="Malgun Gothic" w:cs="Malgun Gothic" w:eastAsia="Malgun Gothic" w:hAnsi="Malgun Gothic"/>
+          <w:b w:val="1"/>
+          <w:bCs w:val="1"/>
+          <w:i w:val="0"/>
+          <w:iCs w:val="0"/>
+          <w:color w:val="000000"/>
+          <w:sz w:val="20"/>
+          <w:szCs w:val="20"/>
+          <w:u w:val="none"/>
+        </w:rPr>
+        <w:t xml:space="preserve">Jennie    </w:t>
+      </w:r>
+      <w:r>
+        <w:rPr>
+          <w:rFonts w:ascii="Malgun Gothic" w:cs="Malgun Gothic" w:eastAsia="Malgun Gothic" w:hAnsi="Malgun Gothic"/>
+          <w:b w:val="0"/>
+          <w:bCs w:val="0"/>
+          <w:i w:val="0"/>
+          <w:iCs w:val="0"/>
+          <w:color w:val="000000"/>
+          <w:sz w:val="20"/>
+          <w:szCs w:val="20"/>
+          <w:u w:val="none"/>
+        </w:rPr>
+        <w:t>So these days, I'm not really a to-do list person.</w:t>
+      </w:r>
+    </w:p>
+    <w:p>
+      <w:pPr>
+        <w:spacing w:after="0" w:before="0" w:line="240" w:lineRule="auto"/>
+        <w:ind w:left="0" w:right="0" w:firstLine="0"/>
+        <w:jc w:val="left"/>
+        <w:rPr>
+          <w:rFonts w:ascii="Malgun Gothic" w:cs="Malgun Gothic" w:eastAsia="Malgun Gothic" w:hAnsi="Malgun Gothic"/>
+          <w:b w:val="0"/>
+          <w:bCs w:val="0"/>
+          <w:i w:val="0"/>
+          <w:iCs w:val="0"/>
+          <w:color w:val="000000"/>
+          <w:sz w:val="20"/>
+          <w:szCs w:val="20"/>
+          <w:u w:val="none"/>
+        </w:rPr>
+      </w:pPr>
+    </w:p>
+    <w:p>
+      <w:r>
+        <w:br w:type="page"/>
+      </w:r>
+    </w:p>
+    <w:p>
+      <w:pPr>
+        <w:spacing w:after="0" w:before="0" w:line="240" w:lineRule="auto"/>
+        <w:ind w:left="0" w:right="0" w:firstLine="0"/>
+        <w:jc w:val="right"/>
+        <w:rPr>
+          <w:rFonts w:ascii="Malgun Gothic" w:cs="Malgun Gothic" w:eastAsia="Malgun Gothic" w:hAnsi="Malgun Gothic"/>
+          <w:b w:val="0"/>
+          <w:bCs w:val="0"/>
+          <w:i w:val="0"/>
+          <w:iCs w:val="0"/>
+          <w:color w:val="000000"/>
+          <w:sz w:val="20"/>
+          <w:szCs w:val="20"/>
+          <w:u w:val="none"/>
+        </w:rPr>
+      </w:pPr>
+      <w:r>
+        <w:rPr>
+          <w:rFonts w:ascii="Malgun Gothic" w:cs="Malgun Gothic" w:eastAsia="Malgun Gothic" w:hAnsi="Malgun Gothic"/>
+          <w:b w:val="1"/>
+          <w:bCs w:val="1"/>
+          <w:i w:val="0"/>
+          <w:iCs w:val="0"/>
+          <w:color w:val="505050"/>
+          <w:sz w:val="16"/>
+          <w:szCs w:val="16"/>
+          <w:u w:val="none"/>
+        </w:rPr>
+        <w:t>000님 session 00</w:t>
+      </w:r>
+    </w:p>
+    <w:p>
+      <w:pPr>
+        <w:spacing w:after="0" w:before="0" w:line="240" w:lineRule="auto"/>
+        <w:ind w:left="0" w:right="0" w:firstLine="0"/>
+        <w:jc w:val="center"/>
+        <w:rPr>
+          <w:rFonts w:ascii="Malgun Gothic" w:cs="Malgun Gothic" w:eastAsia="Malgun Gothic" w:hAnsi="Malgun Gothic"/>
+          <w:b w:val="0"/>
+          <w:bCs w:val="0"/>
+          <w:i w:val="0"/>
+          <w:iCs w:val="0"/>
+          <w:color w:val="000000"/>
+          <w:sz w:val="20"/>
+          <w:szCs w:val="20"/>
+          <w:u w:val="none"/>
+        </w:rPr>
+      </w:pPr>
+      <w:r>
+        <w:rPr>
+          <w:rFonts w:ascii="Malgun Gothic" w:cs="Malgun Gothic" w:eastAsia="Malgun Gothic" w:hAnsi="Malgun Gothic"/>
+          <w:b w:val="1"/>
+          <w:bCs w:val="1"/>
+          <w:i w:val="0"/>
+          <w:iCs w:val="0"/>
+          <w:color w:val="000000"/>
+          <w:sz w:val="40"/>
+          <w:szCs w:val="40"/>
+          <w:u w:val="none"/>
+        </w:rPr>
+        <w:t>Useful Expressions</w:t>
+      </w:r>
+    </w:p>
+    <w:p>
+      <w:pPr>
+        <w:spacing w:after="0" w:before="0" w:line="240" w:lineRule="auto"/>
+        <w:ind w:left="0" w:right="0" w:firstLine="0"/>
+        <w:jc w:val="left"/>
+        <w:rPr>
+          <w:rFonts w:ascii="Malgun Gothic" w:cs="Malgun Gothic" w:eastAsia="Malgun Gothic" w:hAnsi="Malgun Gothic"/>
+          <w:b w:val="0"/>
+          <w:bCs w:val="0"/>
+          <w:i w:val="0"/>
+          <w:iCs w:val="0"/>
+          <w:color w:val="000000"/>
+          <w:sz w:val="20"/>
+          <w:szCs w:val="20"/>
+          <w:u w:val="none"/>
+        </w:rPr>
+      </w:pPr>
+    </w:p>
+    <w:p>
+      <w:pPr>
+        <w:spacing w:after="0" w:before="0" w:line="240" w:lineRule="auto"/>
+        <w:ind w:left="0" w:right="0" w:firstLine="0"/>
+        <w:jc w:val="center"/>
+        <w:rPr>
+          <w:rFonts w:ascii="Malgun Gothic" w:cs="Malgun Gothic" w:eastAsia="Malgun Gothic" w:hAnsi="Malgun Gothic"/>
+          <w:b w:val="0"/>
+          <w:bCs w:val="0"/>
+          <w:i w:val="0"/>
+          <w:iCs w:val="0"/>
+          <w:color w:val="000000"/>
+          <w:sz w:val="20"/>
+          <w:szCs w:val="20"/>
+          <w:u w:val="none"/>
+        </w:rPr>
+      </w:pPr>
+      <w:r>
+        <w:rPr>
+          <w:rFonts w:ascii="Malgun Gothic" w:cs="Malgun Gothic" w:eastAsia="Malgun Gothic" w:hAnsi="Malgun Gothic"/>
+          <w:b w:val="1"/>
+          <w:bCs w:val="1"/>
+          <w:i w:val="0"/>
+          <w:iCs w:val="0"/>
+          <w:color w:val="4472c4"/>
+          <w:sz w:val="22"/>
+          <w:szCs w:val="22"/>
+          <w:u w:val="none"/>
+        </w:rPr>
+        <w:t>Yes and no.</w:t>
       </w:r>
     </w:p>
     <w:p>
@@ -511,53 +963,181 @@
           <w:szCs w:val="18"/>
           <w:u w:val="none"/>
         </w:rPr>
-        <w:t xml:space="preserve">      본인 노래가 보이나요? 트렌드에 올라오기도 해요?</w:t>
-      </w:r>
-    </w:p>
-    <w:p>
-      <w:pPr>
-        <w:spacing w:after="0" w:before="0" w:line="240" w:lineRule="auto"/>
-        <w:ind w:left="0" w:right="0" w:firstLine="0"/>
-        <w:jc w:val="left"/>
-        <w:rPr>
-          <w:rFonts w:ascii="Malgun Gothic" w:cs="Malgun Gothic" w:eastAsia="Malgun Gothic" w:hAnsi="Malgun Gothic"/>
-          <w:b w:val="0"/>
-          <w:bCs w:val="0"/>
-          <w:i w:val="0"/>
-          <w:iCs w:val="0"/>
-          <w:color w:val="000000"/>
-          <w:sz w:val="20"/>
-          <w:szCs w:val="20"/>
-          <w:u w:val="none"/>
-        </w:rPr>
-      </w:pPr>
-      <w:r>
-        <w:rPr>
-          <w:rFonts w:ascii="Malgun Gothic" w:cs="Malgun Gothic" w:eastAsia="Malgun Gothic" w:hAnsi="Malgun Gothic"/>
-          <w:b w:val="1"/>
-          <w:bCs w:val="1"/>
-          <w:i w:val="0"/>
-          <w:iCs w:val="0"/>
-          <w:color w:val="000000"/>
-          <w:sz w:val="20"/>
-          <w:szCs w:val="20"/>
-          <w:u w:val="none"/>
-        </w:rPr>
-        <w:t xml:space="preserve">Jennie    </w:t>
-      </w:r>
-      <w:r>
-        <w:rPr>
-          <w:rFonts w:ascii="Malgun Gothic" w:cs="Malgun Gothic" w:eastAsia="Malgun Gothic" w:hAnsi="Malgun Gothic"/>
-          <w:b w:val="0"/>
-          <w:bCs w:val="0"/>
-          <w:i w:val="0"/>
-          <w:iCs w:val="0"/>
-          <w:color w:val="000000"/>
-          <w:sz w:val="20"/>
-          <w:szCs w:val="20"/>
-          <w:u w:val="none"/>
-        </w:rPr>
-        <w:t>Honestly, I don't enjoy it that much. It's like, you hear yourself so many times.</w:t>
+        <w:t xml:space="preserve">partly yes, partly no — a good answer when it's not simple</w:t>
+      </w:r>
+    </w:p>
+    <w:p>
+      <w:pPr>
+        <w:spacing w:after="0" w:before="0" w:line="240" w:lineRule="auto"/>
+        <w:ind w:left="0" w:right="0" w:firstLine="0"/>
+        <w:jc w:val="left"/>
+        <w:rPr>
+          <w:rFonts w:ascii="Malgun Gothic" w:cs="Malgun Gothic" w:eastAsia="Malgun Gothic" w:hAnsi="Malgun Gothic"/>
+          <w:b w:val="0"/>
+          <w:bCs w:val="0"/>
+          <w:i w:val="0"/>
+          <w:iCs w:val="0"/>
+          <w:color w:val="000000"/>
+          <w:sz w:val="20"/>
+          <w:szCs w:val="20"/>
+          <w:u w:val="none"/>
+        </w:rPr>
+      </w:pPr>
+      <w:r>
+        <w:rPr>
+          <w:rFonts w:ascii="Malgun Gothic" w:cs="Malgun Gothic" w:eastAsia="Malgun Gothic" w:hAnsi="Malgun Gothic"/>
+          <w:b w:val="1"/>
+          <w:bCs w:val="1"/>
+          <w:i w:val="0"/>
+          <w:iCs w:val="0"/>
+          <w:color w:val="000000"/>
+          <w:sz w:val="20"/>
+          <w:szCs w:val="20"/>
+          <w:u w:val="none"/>
+        </w:rPr>
+        <w:t xml:space="preserve">+    </w:t>
+      </w:r>
+      <w:r>
+        <w:rPr>
+          <w:rFonts w:ascii="Malgun Gothic" w:cs="Malgun Gothic" w:eastAsia="Malgun Gothic" w:hAnsi="Malgun Gothic"/>
+          <w:b w:val="0"/>
+          <w:bCs w:val="0"/>
+          <w:i w:val="0"/>
+          <w:iCs w:val="0"/>
+          <w:color w:val="000000"/>
+          <w:sz w:val="20"/>
+          <w:szCs w:val="20"/>
+          <w:u w:val="none"/>
+        </w:rPr>
+        <w:t>It depends.</w:t>
+      </w:r>
+    </w:p>
+    <w:p>
+      <w:pPr>
+        <w:spacing w:after="0" w:before="0" w:line="240" w:lineRule="auto"/>
+        <w:ind w:left="0" w:right="0" w:firstLine="0"/>
+        <w:jc w:val="left"/>
+        <w:rPr>
+          <w:rFonts w:ascii="Malgun Gothic" w:cs="Malgun Gothic" w:eastAsia="Malgun Gothic" w:hAnsi="Malgun Gothic"/>
+          <w:b w:val="0"/>
+          <w:bCs w:val="0"/>
+          <w:i w:val="0"/>
+          <w:iCs w:val="0"/>
+          <w:color w:val="000000"/>
+          <w:sz w:val="20"/>
+          <w:szCs w:val="20"/>
+          <w:u w:val="none"/>
+        </w:rPr>
+      </w:pPr>
+      <w:r>
+        <w:rPr>
+          <w:rFonts w:ascii="Malgun Gothic" w:cs="Malgun Gothic" w:eastAsia="Malgun Gothic" w:hAnsi="Malgun Gothic"/>
+          <w:b w:val="1"/>
+          <w:bCs w:val="1"/>
+          <w:i w:val="0"/>
+          <w:iCs w:val="0"/>
+          <w:color w:val="000000"/>
+          <w:sz w:val="20"/>
+          <w:szCs w:val="20"/>
+          <w:u w:val="none"/>
+        </w:rPr>
+        <w:t xml:space="preserve">+    </w:t>
+      </w:r>
+      <w:r>
+        <w:rPr>
+          <w:rFonts w:ascii="Malgun Gothic" w:cs="Malgun Gothic" w:eastAsia="Malgun Gothic" w:hAnsi="Malgun Gothic"/>
+          <w:b w:val="0"/>
+          <w:bCs w:val="0"/>
+          <w:i w:val="0"/>
+          <w:iCs w:val="0"/>
+          <w:color w:val="000000"/>
+          <w:sz w:val="20"/>
+          <w:szCs w:val="20"/>
+          <w:u w:val="none"/>
+        </w:rPr>
+        <w:t>Sort of. / Kind of.</w:t>
+      </w:r>
+    </w:p>
+    <w:p>
+      <w:pPr>
+        <w:spacing w:after="0" w:before="0" w:line="240" w:lineRule="auto"/>
+        <w:ind w:left="0" w:right="0" w:firstLine="0"/>
+        <w:jc w:val="left"/>
+        <w:rPr>
+          <w:rFonts w:ascii="Malgun Gothic" w:cs="Malgun Gothic" w:eastAsia="Malgun Gothic" w:hAnsi="Malgun Gothic"/>
+          <w:b w:val="0"/>
+          <w:bCs w:val="0"/>
+          <w:i w:val="0"/>
+          <w:iCs w:val="0"/>
+          <w:color w:val="000000"/>
+          <w:sz w:val="20"/>
+          <w:szCs w:val="20"/>
+          <w:u w:val="none"/>
+        </w:rPr>
+      </w:pPr>
+      <w:r>
+        <w:rPr>
+          <w:rFonts w:ascii="Malgun Gothic" w:cs="Malgun Gothic" w:eastAsia="Malgun Gothic" w:hAnsi="Malgun Gothic"/>
+          <w:b w:val="0"/>
+          <w:bCs w:val="0"/>
+          <w:i w:val="0"/>
+          <w:iCs w:val="0"/>
+          <w:color w:val="000000"/>
+          <w:sz w:val="20"/>
+          <w:szCs w:val="20"/>
+          <w:u w:val="none"/>
+        </w:rPr>
+        <w:t>Ex)  "Do you like your job?" — "Um... yes and no. I like the work, but the hours are long."</w:t>
+      </w:r>
+    </w:p>
+    <w:p>
+      <w:pPr>
+        <w:spacing w:after="0" w:before="0" w:line="240" w:lineRule="auto"/>
+        <w:ind w:left="0" w:right="0" w:firstLine="0"/>
+        <w:jc w:val="left"/>
+        <w:rPr>
+          <w:rFonts w:ascii="Malgun Gothic" w:cs="Malgun Gothic" w:eastAsia="Malgun Gothic" w:hAnsi="Malgun Gothic"/>
+          <w:b w:val="0"/>
+          <w:bCs w:val="0"/>
+          <w:i w:val="0"/>
+          <w:iCs w:val="0"/>
+          <w:color w:val="000000"/>
+          <w:sz w:val="20"/>
+          <w:szCs w:val="20"/>
+          <w:u w:val="none"/>
+        </w:rPr>
+      </w:pPr>
+    </w:p>
+    <w:p>
+      <w:pPr>
+        <w:spacing w:after="0" w:before="0" w:line="240" w:lineRule="auto"/>
+        <w:ind w:left="0" w:right="0" w:firstLine="0"/>
+        <w:jc w:val="center"/>
+        <w:rPr>
+          <w:rFonts w:ascii="Malgun Gothic" w:cs="Malgun Gothic" w:eastAsia="Malgun Gothic" w:hAnsi="Malgun Gothic"/>
+          <w:b w:val="0"/>
+          <w:bCs w:val="0"/>
+          <w:i w:val="0"/>
+          <w:iCs w:val="0"/>
+          <w:color w:val="000000"/>
+          <w:sz w:val="20"/>
+          <w:szCs w:val="20"/>
+          <w:u w:val="none"/>
+        </w:rPr>
+      </w:pPr>
+      <w:r>
+        <w:rPr>
+          <w:rFonts w:ascii="Malgun Gothic" w:cs="Malgun Gothic" w:eastAsia="Malgun Gothic" w:hAnsi="Malgun Gothic"/>
+          <w:b w:val="1"/>
+          <w:bCs w:val="1"/>
+          <w:i w:val="0"/>
+          <w:iCs w:val="0"/>
+          <w:color w:val="4472c4"/>
+          <w:sz w:val="22"/>
+          <w:szCs w:val="22"/>
+          <w:u w:val="none"/>
+        </w:rPr>
+        <w:t>a big ~ person</w:t>
       </w:r>
     </w:p>
     <w:p>
@@ -589,53 +1169,227 @@
           <w:szCs w:val="18"/>
           <w:u w:val="none"/>
         </w:rPr>
-        <w:t xml:space="preserve">      솔직히 그걸 막 즐기진 않아요. 제 목소리를 너무 자주 듣게 되니까요.</w:t>
-      </w:r>
-    </w:p>
-    <w:p>
-      <w:pPr>
-        <w:spacing w:after="0" w:before="0" w:line="240" w:lineRule="auto"/>
-        <w:ind w:left="0" w:right="0" w:firstLine="0"/>
-        <w:jc w:val="left"/>
-        <w:rPr>
-          <w:rFonts w:ascii="Malgun Gothic" w:cs="Malgun Gothic" w:eastAsia="Malgun Gothic" w:hAnsi="Malgun Gothic"/>
-          <w:b w:val="0"/>
-          <w:bCs w:val="0"/>
-          <w:i w:val="0"/>
-          <w:iCs w:val="0"/>
-          <w:color w:val="000000"/>
-          <w:sz w:val="20"/>
-          <w:szCs w:val="20"/>
-          <w:u w:val="none"/>
-        </w:rPr>
-      </w:pPr>
-      <w:r>
-        <w:rPr>
-          <w:rFonts w:ascii="Malgun Gothic" w:cs="Malgun Gothic" w:eastAsia="Malgun Gothic" w:hAnsi="Malgun Gothic"/>
-          <w:b w:val="1"/>
-          <w:bCs w:val="1"/>
-          <w:i w:val="0"/>
-          <w:iCs w:val="0"/>
-          <w:color w:val="000000"/>
-          <w:sz w:val="20"/>
-          <w:szCs w:val="20"/>
-          <w:u w:val="none"/>
-        </w:rPr>
-        <w:t xml:space="preserve">Jennie    </w:t>
-      </w:r>
-      <w:r>
-        <w:rPr>
-          <w:rFonts w:ascii="Malgun Gothic" w:cs="Malgun Gothic" w:eastAsia="Malgun Gothic" w:hAnsi="Malgun Gothic"/>
-          <w:b w:val="0"/>
-          <w:bCs w:val="0"/>
-          <w:i w:val="0"/>
-          <w:iCs w:val="0"/>
-          <w:color w:val="000000"/>
-          <w:sz w:val="20"/>
-          <w:szCs w:val="20"/>
-          <w:u w:val="none"/>
-        </w:rPr>
-        <w:t>But then, like, if it keeps happening... that's a different feeling.</w:t>
+        <w:t xml:space="preserve">someone who really likes or often does ~</w:t>
+      </w:r>
+    </w:p>
+    <w:p>
+      <w:pPr>
+        <w:spacing w:after="0" w:before="0" w:line="240" w:lineRule="auto"/>
+        <w:ind w:left="0" w:right="0" w:firstLine="0"/>
+        <w:jc w:val="left"/>
+        <w:rPr>
+          <w:rFonts w:ascii="Malgun Gothic" w:cs="Malgun Gothic" w:eastAsia="Malgun Gothic" w:hAnsi="Malgun Gothic"/>
+          <w:b w:val="0"/>
+          <w:bCs w:val="0"/>
+          <w:i w:val="0"/>
+          <w:iCs w:val="0"/>
+          <w:color w:val="000000"/>
+          <w:sz w:val="20"/>
+          <w:szCs w:val="20"/>
+          <w:u w:val="none"/>
+        </w:rPr>
+      </w:pPr>
+      <w:r>
+        <w:rPr>
+          <w:rFonts w:ascii="Malgun Gothic" w:cs="Malgun Gothic" w:eastAsia="Malgun Gothic" w:hAnsi="Malgun Gothic"/>
+          <w:b w:val="1"/>
+          <w:bCs w:val="1"/>
+          <w:i w:val="0"/>
+          <w:iCs w:val="0"/>
+          <w:color w:val="000000"/>
+          <w:sz w:val="20"/>
+          <w:szCs w:val="20"/>
+          <w:u w:val="none"/>
+        </w:rPr>
+        <w:t xml:space="preserve">+    </w:t>
+      </w:r>
+      <w:r>
+        <w:rPr>
+          <w:rFonts w:ascii="Malgun Gothic" w:cs="Malgun Gothic" w:eastAsia="Malgun Gothic" w:hAnsi="Malgun Gothic"/>
+          <w:b w:val="0"/>
+          <w:bCs w:val="0"/>
+          <w:i w:val="0"/>
+          <w:iCs w:val="0"/>
+          <w:color w:val="000000"/>
+          <w:sz w:val="20"/>
+          <w:szCs w:val="20"/>
+          <w:u w:val="none"/>
+        </w:rPr>
+        <w:t>I'm a morning person.</w:t>
+      </w:r>
+    </w:p>
+    <w:p>
+      <w:pPr>
+        <w:spacing w:after="0" w:before="0" w:line="240" w:lineRule="auto"/>
+        <w:ind w:left="0" w:right="0" w:firstLine="0"/>
+        <w:jc w:val="left"/>
+        <w:rPr>
+          <w:rFonts w:ascii="Malgun Gothic" w:cs="Malgun Gothic" w:eastAsia="Malgun Gothic" w:hAnsi="Malgun Gothic"/>
+          <w:b w:val="0"/>
+          <w:bCs w:val="0"/>
+          <w:i w:val="0"/>
+          <w:iCs w:val="0"/>
+          <w:color w:val="000000"/>
+          <w:sz w:val="20"/>
+          <w:szCs w:val="20"/>
+          <w:u w:val="none"/>
+        </w:rPr>
+      </w:pPr>
+      <w:r>
+        <w:rPr>
+          <w:rFonts w:ascii="Malgun Gothic" w:cs="Malgun Gothic" w:eastAsia="Malgun Gothic" w:hAnsi="Malgun Gothic"/>
+          <w:b w:val="1"/>
+          <w:bCs w:val="1"/>
+          <w:i w:val="0"/>
+          <w:iCs w:val="0"/>
+          <w:color w:val="000000"/>
+          <w:sz w:val="20"/>
+          <w:szCs w:val="20"/>
+          <w:u w:val="none"/>
+        </w:rPr>
+        <w:t xml:space="preserve">+    </w:t>
+      </w:r>
+      <w:r>
+        <w:rPr>
+          <w:rFonts w:ascii="Malgun Gothic" w:cs="Malgun Gothic" w:eastAsia="Malgun Gothic" w:hAnsi="Malgun Gothic"/>
+          <w:b w:val="0"/>
+          <w:bCs w:val="0"/>
+          <w:i w:val="0"/>
+          <w:iCs w:val="0"/>
+          <w:color w:val="000000"/>
+          <w:sz w:val="20"/>
+          <w:szCs w:val="20"/>
+          <w:u w:val="none"/>
+        </w:rPr>
+        <w:t>I'm not a coffee person.</w:t>
+      </w:r>
+    </w:p>
+    <w:p>
+      <w:pPr>
+        <w:spacing w:after="0" w:before="0" w:line="240" w:lineRule="auto"/>
+        <w:ind w:left="0" w:right="0" w:firstLine="0"/>
+        <w:jc w:val="left"/>
+        <w:rPr>
+          <w:rFonts w:ascii="Malgun Gothic" w:cs="Malgun Gothic" w:eastAsia="Malgun Gothic" w:hAnsi="Malgun Gothic"/>
+          <w:b w:val="0"/>
+          <w:bCs w:val="0"/>
+          <w:i w:val="0"/>
+          <w:iCs w:val="0"/>
+          <w:color w:val="000000"/>
+          <w:sz w:val="20"/>
+          <w:szCs w:val="20"/>
+          <w:u w:val="none"/>
+        </w:rPr>
+      </w:pPr>
+      <w:r>
+        <w:rPr>
+          <w:rFonts w:ascii="Malgun Gothic" w:cs="Malgun Gothic" w:eastAsia="Malgun Gothic" w:hAnsi="Malgun Gothic"/>
+          <w:b w:val="1"/>
+          <w:bCs w:val="1"/>
+          <w:i w:val="0"/>
+          <w:iCs w:val="0"/>
+          <w:color w:val="000000"/>
+          <w:sz w:val="20"/>
+          <w:szCs w:val="20"/>
+          <w:u w:val="none"/>
+        </w:rPr>
+        <w:t xml:space="preserve">+    </w:t>
+      </w:r>
+      <w:r>
+        <w:rPr>
+          <w:rFonts w:ascii="Malgun Gothic" w:cs="Malgun Gothic" w:eastAsia="Malgun Gothic" w:hAnsi="Malgun Gothic"/>
+          <w:b w:val="0"/>
+          <w:bCs w:val="0"/>
+          <w:i w:val="0"/>
+          <w:iCs w:val="0"/>
+          <w:color w:val="000000"/>
+          <w:sz w:val="20"/>
+          <w:szCs w:val="20"/>
+          <w:u w:val="none"/>
+        </w:rPr>
+        <w:t>a people person</w:t>
+      </w:r>
+    </w:p>
+    <w:p>
+      <w:pPr>
+        <w:spacing w:after="0" w:before="0" w:line="240" w:lineRule="auto"/>
+        <w:ind w:left="0" w:right="0" w:firstLine="0"/>
+        <w:jc w:val="left"/>
+        <w:rPr>
+          <w:rFonts w:ascii="Malgun Gothic" w:cs="Malgun Gothic" w:eastAsia="Malgun Gothic" w:hAnsi="Malgun Gothic"/>
+          <w:b w:val="0"/>
+          <w:bCs w:val="0"/>
+          <w:i w:val="0"/>
+          <w:iCs w:val="0"/>
+          <w:color w:val="000000"/>
+          <w:sz w:val="20"/>
+          <w:szCs w:val="20"/>
+          <w:u w:val="none"/>
+        </w:rPr>
+      </w:pPr>
+      <w:r>
+        <w:rPr>
+          <w:rFonts w:ascii="Malgun Gothic" w:cs="Malgun Gothic" w:eastAsia="Malgun Gothic" w:hAnsi="Malgun Gothic"/>
+          <w:b w:val="0"/>
+          <w:bCs w:val="0"/>
+          <w:i w:val="0"/>
+          <w:iCs w:val="0"/>
+          <w:color w:val="000000"/>
+          <w:sz w:val="20"/>
+          <w:szCs w:val="20"/>
+          <w:u w:val="none"/>
+        </w:rPr>
+        <w:t>Ex)  I'm not a big breakfast person — I usually just have coffee.</w:t>
+      </w:r>
+    </w:p>
+    <w:p>
+      <w:pPr>
+        <w:spacing w:after="0" w:before="0" w:line="240" w:lineRule="auto"/>
+        <w:ind w:left="0" w:right="0" w:firstLine="0"/>
+        <w:jc w:val="left"/>
+        <w:rPr>
+          <w:rFonts w:ascii="Malgun Gothic" w:cs="Malgun Gothic" w:eastAsia="Malgun Gothic" w:hAnsi="Malgun Gothic"/>
+          <w:b w:val="0"/>
+          <w:bCs w:val="0"/>
+          <w:i w:val="0"/>
+          <w:iCs w:val="0"/>
+          <w:color w:val="000000"/>
+          <w:sz w:val="20"/>
+          <w:szCs w:val="20"/>
+          <w:u w:val="none"/>
+        </w:rPr>
+      </w:pPr>
+    </w:p>
+    <w:p>
+      <w:pPr>
+        <w:spacing w:after="0" w:before="0" w:line="240" w:lineRule="auto"/>
+        <w:ind w:left="0" w:right="0" w:firstLine="0"/>
+        <w:jc w:val="center"/>
+        <w:rPr>
+          <w:rFonts w:ascii="Malgun Gothic" w:cs="Malgun Gothic" w:eastAsia="Malgun Gothic" w:hAnsi="Malgun Gothic"/>
+          <w:b w:val="0"/>
+          <w:bCs w:val="0"/>
+          <w:i w:val="0"/>
+          <w:iCs w:val="0"/>
+          <w:color w:val="000000"/>
+          <w:sz w:val="20"/>
+          <w:szCs w:val="20"/>
+          <w:u w:val="none"/>
+        </w:rPr>
+      </w:pPr>
+      <w:r>
+        <w:rPr>
+          <w:rFonts w:ascii="Malgun Gothic" w:cs="Malgun Gothic" w:eastAsia="Malgun Gothic" w:hAnsi="Malgun Gothic"/>
+          <w:b w:val="1"/>
+          <w:bCs w:val="1"/>
+          <w:i w:val="0"/>
+          <w:iCs w:val="0"/>
+          <w:color w:val="4472c4"/>
+          <w:sz w:val="22"/>
+          <w:szCs w:val="22"/>
+          <w:u w:val="none"/>
+        </w:rPr>
+        <w:t>I don't enjoy it (that much).</w:t>
       </w:r>
     </w:p>
     <w:p>
@@ -667,53 +1421,181 @@
           <w:szCs w:val="18"/>
           <w:u w:val="none"/>
         </w:rPr>
-        <w:t xml:space="preserve">      그런데 계속 자꾸 나오면… 또 느낌이 다르죠.</w:t>
-      </w:r>
-    </w:p>
-    <w:p>
-      <w:pPr>
-        <w:spacing w:after="0" w:before="0" w:line="240" w:lineRule="auto"/>
-        <w:ind w:left="0" w:right="0" w:firstLine="0"/>
-        <w:jc w:val="left"/>
-        <w:rPr>
-          <w:rFonts w:ascii="Malgun Gothic" w:cs="Malgun Gothic" w:eastAsia="Malgun Gothic" w:hAnsi="Malgun Gothic"/>
-          <w:b w:val="0"/>
-          <w:bCs w:val="0"/>
-          <w:i w:val="0"/>
-          <w:iCs w:val="0"/>
-          <w:color w:val="000000"/>
-          <w:sz w:val="20"/>
-          <w:szCs w:val="20"/>
-          <w:u w:val="none"/>
-        </w:rPr>
-      </w:pPr>
-      <w:r>
-        <w:rPr>
-          <w:rFonts w:ascii="Malgun Gothic" w:cs="Malgun Gothic" w:eastAsia="Malgun Gothic" w:hAnsi="Malgun Gothic"/>
-          <w:b w:val="1"/>
-          <w:bCs w:val="1"/>
-          <w:i w:val="0"/>
-          <w:iCs w:val="0"/>
-          <w:color w:val="000000"/>
-          <w:sz w:val="20"/>
-          <w:szCs w:val="20"/>
-          <w:u w:val="none"/>
-        </w:rPr>
-        <w:t xml:space="preserve">Host    </w:t>
-      </w:r>
-      <w:r>
-        <w:rPr>
-          <w:rFonts w:ascii="Malgun Gothic" w:cs="Malgun Gothic" w:eastAsia="Malgun Gothic" w:hAnsi="Malgun Gothic"/>
-          <w:b w:val="0"/>
-          <w:bCs w:val="0"/>
-          <w:i w:val="0"/>
-          <w:iCs w:val="0"/>
-          <w:color w:val="000000"/>
-          <w:sz w:val="20"/>
-          <w:szCs w:val="20"/>
-          <w:u w:val="none"/>
-        </w:rPr>
-        <w:t>Are you a big to-do list person?</w:t>
+        <w:t xml:space="preserve">I don't really like it.</w:t>
+      </w:r>
+    </w:p>
+    <w:p>
+      <w:pPr>
+        <w:spacing w:after="0" w:before="0" w:line="240" w:lineRule="auto"/>
+        <w:ind w:left="0" w:right="0" w:firstLine="0"/>
+        <w:jc w:val="left"/>
+        <w:rPr>
+          <w:rFonts w:ascii="Malgun Gothic" w:cs="Malgun Gothic" w:eastAsia="Malgun Gothic" w:hAnsi="Malgun Gothic"/>
+          <w:b w:val="0"/>
+          <w:bCs w:val="0"/>
+          <w:i w:val="0"/>
+          <w:iCs w:val="0"/>
+          <w:color w:val="000000"/>
+          <w:sz w:val="20"/>
+          <w:szCs w:val="20"/>
+          <w:u w:val="none"/>
+        </w:rPr>
+      </w:pPr>
+      <w:r>
+        <w:rPr>
+          <w:rFonts w:ascii="Malgun Gothic" w:cs="Malgun Gothic" w:eastAsia="Malgun Gothic" w:hAnsi="Malgun Gothic"/>
+          <w:b w:val="1"/>
+          <w:bCs w:val="1"/>
+          <w:i w:val="0"/>
+          <w:iCs w:val="0"/>
+          <w:color w:val="000000"/>
+          <w:sz w:val="20"/>
+          <w:szCs w:val="20"/>
+          <w:u w:val="none"/>
+        </w:rPr>
+        <w:t xml:space="preserve">+    </w:t>
+      </w:r>
+      <w:r>
+        <w:rPr>
+          <w:rFonts w:ascii="Malgun Gothic" w:cs="Malgun Gothic" w:eastAsia="Malgun Gothic" w:hAnsi="Malgun Gothic"/>
+          <w:b w:val="0"/>
+          <w:bCs w:val="0"/>
+          <w:i w:val="0"/>
+          <w:iCs w:val="0"/>
+          <w:color w:val="000000"/>
+          <w:sz w:val="20"/>
+          <w:szCs w:val="20"/>
+          <w:u w:val="none"/>
+        </w:rPr>
+        <w:t>I'm not a big fan of ~</w:t>
+      </w:r>
+    </w:p>
+    <w:p>
+      <w:pPr>
+        <w:spacing w:after="0" w:before="0" w:line="240" w:lineRule="auto"/>
+        <w:ind w:left="0" w:right="0" w:firstLine="0"/>
+        <w:jc w:val="left"/>
+        <w:rPr>
+          <w:rFonts w:ascii="Malgun Gothic" w:cs="Malgun Gothic" w:eastAsia="Malgun Gothic" w:hAnsi="Malgun Gothic"/>
+          <w:b w:val="0"/>
+          <w:bCs w:val="0"/>
+          <w:i w:val="0"/>
+          <w:iCs w:val="0"/>
+          <w:color w:val="000000"/>
+          <w:sz w:val="20"/>
+          <w:szCs w:val="20"/>
+          <w:u w:val="none"/>
+        </w:rPr>
+      </w:pPr>
+      <w:r>
+        <w:rPr>
+          <w:rFonts w:ascii="Malgun Gothic" w:cs="Malgun Gothic" w:eastAsia="Malgun Gothic" w:hAnsi="Malgun Gothic"/>
+          <w:b w:val="1"/>
+          <w:bCs w:val="1"/>
+          <w:i w:val="0"/>
+          <w:iCs w:val="0"/>
+          <w:color w:val="000000"/>
+          <w:sz w:val="20"/>
+          <w:szCs w:val="20"/>
+          <w:u w:val="none"/>
+        </w:rPr>
+        <w:t xml:space="preserve">+    </w:t>
+      </w:r>
+      <w:r>
+        <w:rPr>
+          <w:rFonts w:ascii="Malgun Gothic" w:cs="Malgun Gothic" w:eastAsia="Malgun Gothic" w:hAnsi="Malgun Gothic"/>
+          <w:b w:val="0"/>
+          <w:bCs w:val="0"/>
+          <w:i w:val="0"/>
+          <w:iCs w:val="0"/>
+          <w:color w:val="000000"/>
+          <w:sz w:val="20"/>
+          <w:szCs w:val="20"/>
+          <w:u w:val="none"/>
+        </w:rPr>
+        <w:t>It's not my thing.</w:t>
+      </w:r>
+    </w:p>
+    <w:p>
+      <w:pPr>
+        <w:spacing w:after="0" w:before="0" w:line="240" w:lineRule="auto"/>
+        <w:ind w:left="0" w:right="0" w:firstLine="0"/>
+        <w:jc w:val="left"/>
+        <w:rPr>
+          <w:rFonts w:ascii="Malgun Gothic" w:cs="Malgun Gothic" w:eastAsia="Malgun Gothic" w:hAnsi="Malgun Gothic"/>
+          <w:b w:val="0"/>
+          <w:bCs w:val="0"/>
+          <w:i w:val="0"/>
+          <w:iCs w:val="0"/>
+          <w:color w:val="000000"/>
+          <w:sz w:val="20"/>
+          <w:szCs w:val="20"/>
+          <w:u w:val="none"/>
+        </w:rPr>
+      </w:pPr>
+      <w:r>
+        <w:rPr>
+          <w:rFonts w:ascii="Malgun Gothic" w:cs="Malgun Gothic" w:eastAsia="Malgun Gothic" w:hAnsi="Malgun Gothic"/>
+          <w:b w:val="0"/>
+          <w:bCs w:val="0"/>
+          <w:i w:val="0"/>
+          <w:iCs w:val="0"/>
+          <w:color w:val="000000"/>
+          <w:sz w:val="20"/>
+          <w:szCs w:val="20"/>
+          <w:u w:val="none"/>
+        </w:rPr>
+        <w:t>Ex)  I can cook, but honestly, I don't enjoy it that much.</w:t>
+      </w:r>
+    </w:p>
+    <w:p>
+      <w:pPr>
+        <w:spacing w:after="0" w:before="0" w:line="240" w:lineRule="auto"/>
+        <w:ind w:left="0" w:right="0" w:firstLine="0"/>
+        <w:jc w:val="left"/>
+        <w:rPr>
+          <w:rFonts w:ascii="Malgun Gothic" w:cs="Malgun Gothic" w:eastAsia="Malgun Gothic" w:hAnsi="Malgun Gothic"/>
+          <w:b w:val="0"/>
+          <w:bCs w:val="0"/>
+          <w:i w:val="0"/>
+          <w:iCs w:val="0"/>
+          <w:color w:val="000000"/>
+          <w:sz w:val="20"/>
+          <w:szCs w:val="20"/>
+          <w:u w:val="none"/>
+        </w:rPr>
+      </w:pPr>
+    </w:p>
+    <w:p>
+      <w:pPr>
+        <w:spacing w:after="0" w:before="0" w:line="240" w:lineRule="auto"/>
+        <w:ind w:left="0" w:right="0" w:firstLine="0"/>
+        <w:jc w:val="center"/>
+        <w:rPr>
+          <w:rFonts w:ascii="Malgun Gothic" w:cs="Malgun Gothic" w:eastAsia="Malgun Gothic" w:hAnsi="Malgun Gothic"/>
+          <w:b w:val="0"/>
+          <w:bCs w:val="0"/>
+          <w:i w:val="0"/>
+          <w:iCs w:val="0"/>
+          <w:color w:val="000000"/>
+          <w:sz w:val="20"/>
+          <w:szCs w:val="20"/>
+          <w:u w:val="none"/>
+        </w:rPr>
+      </w:pPr>
+      <w:r>
+        <w:rPr>
+          <w:rFonts w:ascii="Malgun Gothic" w:cs="Malgun Gothic" w:eastAsia="Malgun Gothic" w:hAnsi="Malgun Gothic"/>
+          <w:b w:val="1"/>
+          <w:bCs w:val="1"/>
+          <w:i w:val="0"/>
+          <w:iCs w:val="0"/>
+          <w:color w:val="4472c4"/>
+          <w:sz w:val="22"/>
+          <w:szCs w:val="22"/>
+          <w:u w:val="none"/>
+        </w:rPr>
+        <w:t>keep ~ing / if it keeps happening</w:t>
       </w:r>
     </w:p>
     <w:p>
@@ -745,53 +1627,181 @@
           <w:szCs w:val="18"/>
           <w:u w:val="none"/>
         </w:rPr>
-        <w:t xml:space="preserve">      혹시 할 일 목록을 꼼꼼히 쓰는 편이에요?</w:t>
-      </w:r>
-    </w:p>
-    <w:p>
-      <w:pPr>
-        <w:spacing w:after="0" w:before="0" w:line="240" w:lineRule="auto"/>
-        <w:ind w:left="0" w:right="0" w:firstLine="0"/>
-        <w:jc w:val="left"/>
-        <w:rPr>
-          <w:rFonts w:ascii="Malgun Gothic" w:cs="Malgun Gothic" w:eastAsia="Malgun Gothic" w:hAnsi="Malgun Gothic"/>
-          <w:b w:val="0"/>
-          <w:bCs w:val="0"/>
-          <w:i w:val="0"/>
-          <w:iCs w:val="0"/>
-          <w:color w:val="000000"/>
-          <w:sz w:val="20"/>
-          <w:szCs w:val="20"/>
-          <w:u w:val="none"/>
-        </w:rPr>
-      </w:pPr>
-      <w:r>
-        <w:rPr>
-          <w:rFonts w:ascii="Malgun Gothic" w:cs="Malgun Gothic" w:eastAsia="Malgun Gothic" w:hAnsi="Malgun Gothic"/>
-          <w:b w:val="1"/>
-          <w:bCs w:val="1"/>
-          <w:i w:val="0"/>
-          <w:iCs w:val="0"/>
-          <w:color w:val="000000"/>
-          <w:sz w:val="20"/>
-          <w:szCs w:val="20"/>
-          <w:u w:val="none"/>
-        </w:rPr>
-        <w:t xml:space="preserve">Jennie    </w:t>
-      </w:r>
-      <w:r>
-        <w:rPr>
-          <w:rFonts w:ascii="Malgun Gothic" w:cs="Malgun Gothic" w:eastAsia="Malgun Gothic" w:hAnsi="Malgun Gothic"/>
-          <w:b w:val="0"/>
-          <w:bCs w:val="0"/>
-          <w:i w:val="0"/>
-          <w:iCs w:val="0"/>
-          <w:color w:val="000000"/>
-          <w:sz w:val="20"/>
-          <w:szCs w:val="20"/>
-          <w:u w:val="none"/>
-        </w:rPr>
-        <w:t>Um... yes and no.</w:t>
+        <w:t xml:space="preserve">to do something again and again / if it happens repeatedly</w:t>
+      </w:r>
+    </w:p>
+    <w:p>
+      <w:pPr>
+        <w:spacing w:after="0" w:before="0" w:line="240" w:lineRule="auto"/>
+        <w:ind w:left="0" w:right="0" w:firstLine="0"/>
+        <w:jc w:val="left"/>
+        <w:rPr>
+          <w:rFonts w:ascii="Malgun Gothic" w:cs="Malgun Gothic" w:eastAsia="Malgun Gothic" w:hAnsi="Malgun Gothic"/>
+          <w:b w:val="0"/>
+          <w:bCs w:val="0"/>
+          <w:i w:val="0"/>
+          <w:iCs w:val="0"/>
+          <w:color w:val="000000"/>
+          <w:sz w:val="20"/>
+          <w:szCs w:val="20"/>
+          <w:u w:val="none"/>
+        </w:rPr>
+      </w:pPr>
+      <w:r>
+        <w:rPr>
+          <w:rFonts w:ascii="Malgun Gothic" w:cs="Malgun Gothic" w:eastAsia="Malgun Gothic" w:hAnsi="Malgun Gothic"/>
+          <w:b w:val="1"/>
+          <w:bCs w:val="1"/>
+          <w:i w:val="0"/>
+          <w:iCs w:val="0"/>
+          <w:color w:val="000000"/>
+          <w:sz w:val="20"/>
+          <w:szCs w:val="20"/>
+          <w:u w:val="none"/>
+        </w:rPr>
+        <w:t xml:space="preserve">+    </w:t>
+      </w:r>
+      <w:r>
+        <w:rPr>
+          <w:rFonts w:ascii="Malgun Gothic" w:cs="Malgun Gothic" w:eastAsia="Malgun Gothic" w:hAnsi="Malgun Gothic"/>
+          <w:b w:val="0"/>
+          <w:bCs w:val="0"/>
+          <w:i w:val="0"/>
+          <w:iCs w:val="0"/>
+          <w:color w:val="000000"/>
+          <w:sz w:val="20"/>
+          <w:szCs w:val="20"/>
+          <w:u w:val="none"/>
+        </w:rPr>
+        <w:t>keep coming up</w:t>
+      </w:r>
+    </w:p>
+    <w:p>
+      <w:pPr>
+        <w:spacing w:after="0" w:before="0" w:line="240" w:lineRule="auto"/>
+        <w:ind w:left="0" w:right="0" w:firstLine="0"/>
+        <w:jc w:val="left"/>
+        <w:rPr>
+          <w:rFonts w:ascii="Malgun Gothic" w:cs="Malgun Gothic" w:eastAsia="Malgun Gothic" w:hAnsi="Malgun Gothic"/>
+          <w:b w:val="0"/>
+          <w:bCs w:val="0"/>
+          <w:i w:val="0"/>
+          <w:iCs w:val="0"/>
+          <w:color w:val="000000"/>
+          <w:sz w:val="20"/>
+          <w:szCs w:val="20"/>
+          <w:u w:val="none"/>
+        </w:rPr>
+      </w:pPr>
+      <w:r>
+        <w:rPr>
+          <w:rFonts w:ascii="Malgun Gothic" w:cs="Malgun Gothic" w:eastAsia="Malgun Gothic" w:hAnsi="Malgun Gothic"/>
+          <w:b w:val="1"/>
+          <w:bCs w:val="1"/>
+          <w:i w:val="0"/>
+          <w:iCs w:val="0"/>
+          <w:color w:val="000000"/>
+          <w:sz w:val="20"/>
+          <w:szCs w:val="20"/>
+          <w:u w:val="none"/>
+        </w:rPr>
+        <w:t xml:space="preserve">+    </w:t>
+      </w:r>
+      <w:r>
+        <w:rPr>
+          <w:rFonts w:ascii="Malgun Gothic" w:cs="Malgun Gothic" w:eastAsia="Malgun Gothic" w:hAnsi="Malgun Gothic"/>
+          <w:b w:val="0"/>
+          <w:bCs w:val="0"/>
+          <w:i w:val="0"/>
+          <w:iCs w:val="0"/>
+          <w:color w:val="000000"/>
+          <w:sz w:val="20"/>
+          <w:szCs w:val="20"/>
+          <w:u w:val="none"/>
+        </w:rPr>
+        <w:t>again and again</w:t>
+      </w:r>
+    </w:p>
+    <w:p>
+      <w:pPr>
+        <w:spacing w:after="0" w:before="0" w:line="240" w:lineRule="auto"/>
+        <w:ind w:left="0" w:right="0" w:firstLine="0"/>
+        <w:jc w:val="left"/>
+        <w:rPr>
+          <w:rFonts w:ascii="Malgun Gothic" w:cs="Malgun Gothic" w:eastAsia="Malgun Gothic" w:hAnsi="Malgun Gothic"/>
+          <w:b w:val="0"/>
+          <w:bCs w:val="0"/>
+          <w:i w:val="0"/>
+          <w:iCs w:val="0"/>
+          <w:color w:val="000000"/>
+          <w:sz w:val="20"/>
+          <w:szCs w:val="20"/>
+          <w:u w:val="none"/>
+        </w:rPr>
+      </w:pPr>
+      <w:r>
+        <w:rPr>
+          <w:rFonts w:ascii="Malgun Gothic" w:cs="Malgun Gothic" w:eastAsia="Malgun Gothic" w:hAnsi="Malgun Gothic"/>
+          <w:b w:val="0"/>
+          <w:bCs w:val="0"/>
+          <w:i w:val="0"/>
+          <w:iCs w:val="0"/>
+          <w:color w:val="000000"/>
+          <w:sz w:val="20"/>
+          <w:szCs w:val="20"/>
+          <w:u w:val="none"/>
+        </w:rPr>
+        <w:t>Ex)  My phone keeps ringing during meetings — it's so embarrassing.</w:t>
+      </w:r>
+    </w:p>
+    <w:p>
+      <w:pPr>
+        <w:spacing w:after="0" w:before="0" w:line="240" w:lineRule="auto"/>
+        <w:ind w:left="0" w:right="0" w:firstLine="0"/>
+        <w:jc w:val="left"/>
+        <w:rPr>
+          <w:rFonts w:ascii="Malgun Gothic" w:cs="Malgun Gothic" w:eastAsia="Malgun Gothic" w:hAnsi="Malgun Gothic"/>
+          <w:b w:val="0"/>
+          <w:bCs w:val="0"/>
+          <w:i w:val="0"/>
+          <w:iCs w:val="0"/>
+          <w:color w:val="000000"/>
+          <w:sz w:val="20"/>
+          <w:szCs w:val="20"/>
+          <w:u w:val="none"/>
+        </w:rPr>
+      </w:pPr>
+    </w:p>
+    <w:p>
+      <w:pPr>
+        <w:spacing w:after="0" w:before="0" w:line="240" w:lineRule="auto"/>
+        <w:ind w:left="0" w:right="0" w:firstLine="0"/>
+        <w:jc w:val="center"/>
+        <w:rPr>
+          <w:rFonts w:ascii="Malgun Gothic" w:cs="Malgun Gothic" w:eastAsia="Malgun Gothic" w:hAnsi="Malgun Gothic"/>
+          <w:b w:val="0"/>
+          <w:bCs w:val="0"/>
+          <w:i w:val="0"/>
+          <w:iCs w:val="0"/>
+          <w:color w:val="000000"/>
+          <w:sz w:val="20"/>
+          <w:szCs w:val="20"/>
+          <w:u w:val="none"/>
+        </w:rPr>
+      </w:pPr>
+      <w:r>
+        <w:rPr>
+          <w:rFonts w:ascii="Malgun Gothic" w:cs="Malgun Gothic" w:eastAsia="Malgun Gothic" w:hAnsi="Malgun Gothic"/>
+          <w:b w:val="1"/>
+          <w:bCs w:val="1"/>
+          <w:i w:val="0"/>
+          <w:iCs w:val="0"/>
+          <w:color w:val="4472c4"/>
+          <w:sz w:val="22"/>
+          <w:szCs w:val="22"/>
+          <w:u w:val="none"/>
+        </w:rPr>
+        <w:t>these days</w:t>
       </w:r>
     </w:p>
     <w:p>
@@ -823,53 +1833,181 @@
           <w:szCs w:val="18"/>
           <w:u w:val="none"/>
         </w:rPr>
-        <w:t xml:space="preserve">      음… 맞을 때도 있고 아닐 때도 있어요.</w:t>
-      </w:r>
-    </w:p>
-    <w:p>
-      <w:pPr>
-        <w:spacing w:after="0" w:before="0" w:line="240" w:lineRule="auto"/>
-        <w:ind w:left="0" w:right="0" w:firstLine="0"/>
-        <w:jc w:val="left"/>
-        <w:rPr>
-          <w:rFonts w:ascii="Malgun Gothic" w:cs="Malgun Gothic" w:eastAsia="Malgun Gothic" w:hAnsi="Malgun Gothic"/>
-          <w:b w:val="0"/>
-          <w:bCs w:val="0"/>
-          <w:i w:val="0"/>
-          <w:iCs w:val="0"/>
-          <w:color w:val="000000"/>
-          <w:sz w:val="20"/>
-          <w:szCs w:val="20"/>
-          <w:u w:val="none"/>
-        </w:rPr>
-      </w:pPr>
-      <w:r>
-        <w:rPr>
-          <w:rFonts w:ascii="Malgun Gothic" w:cs="Malgun Gothic" w:eastAsia="Malgun Gothic" w:hAnsi="Malgun Gothic"/>
-          <w:b w:val="1"/>
-          <w:bCs w:val="1"/>
-          <w:i w:val="0"/>
-          <w:iCs w:val="0"/>
-          <w:color w:val="000000"/>
-          <w:sz w:val="20"/>
-          <w:szCs w:val="20"/>
-          <w:u w:val="none"/>
-        </w:rPr>
-        <w:t xml:space="preserve">Jennie    </w:t>
-      </w:r>
-      <w:r>
-        <w:rPr>
-          <w:rFonts w:ascii="Malgun Gothic" w:cs="Malgun Gothic" w:eastAsia="Malgun Gothic" w:hAnsi="Malgun Gothic"/>
-          <w:b w:val="0"/>
-          <w:bCs w:val="0"/>
-          <w:i w:val="0"/>
-          <w:iCs w:val="0"/>
-          <w:color w:val="000000"/>
-          <w:sz w:val="20"/>
-          <w:szCs w:val="20"/>
-          <w:u w:val="none"/>
-        </w:rPr>
-        <w:t>When I'm working a lot, I don't want to know what I have to do in a day.</w:t>
+        <w:t xml:space="preserve">now, recently</w:t>
+      </w:r>
+    </w:p>
+    <w:p>
+      <w:pPr>
+        <w:spacing w:after="0" w:before="0" w:line="240" w:lineRule="auto"/>
+        <w:ind w:left="0" w:right="0" w:firstLine="0"/>
+        <w:jc w:val="left"/>
+        <w:rPr>
+          <w:rFonts w:ascii="Malgun Gothic" w:cs="Malgun Gothic" w:eastAsia="Malgun Gothic" w:hAnsi="Malgun Gothic"/>
+          <w:b w:val="0"/>
+          <w:bCs w:val="0"/>
+          <w:i w:val="0"/>
+          <w:iCs w:val="0"/>
+          <w:color w:val="000000"/>
+          <w:sz w:val="20"/>
+          <w:szCs w:val="20"/>
+          <w:u w:val="none"/>
+        </w:rPr>
+      </w:pPr>
+      <w:r>
+        <w:rPr>
+          <w:rFonts w:ascii="Malgun Gothic" w:cs="Malgun Gothic" w:eastAsia="Malgun Gothic" w:hAnsi="Malgun Gothic"/>
+          <w:b w:val="1"/>
+          <w:bCs w:val="1"/>
+          <w:i w:val="0"/>
+          <w:iCs w:val="0"/>
+          <w:color w:val="000000"/>
+          <w:sz w:val="20"/>
+          <w:szCs w:val="20"/>
+          <w:u w:val="none"/>
+        </w:rPr>
+        <w:t xml:space="preserve">+    </w:t>
+      </w:r>
+      <w:r>
+        <w:rPr>
+          <w:rFonts w:ascii="Malgun Gothic" w:cs="Malgun Gothic" w:eastAsia="Malgun Gothic" w:hAnsi="Malgun Gothic"/>
+          <w:b w:val="0"/>
+          <w:bCs w:val="0"/>
+          <w:i w:val="0"/>
+          <w:iCs w:val="0"/>
+          <w:color w:val="000000"/>
+          <w:sz w:val="20"/>
+          <w:szCs w:val="20"/>
+          <w:u w:val="none"/>
+        </w:rPr>
+        <w:t>lately</w:t>
+      </w:r>
+    </w:p>
+    <w:p>
+      <w:pPr>
+        <w:spacing w:after="0" w:before="0" w:line="240" w:lineRule="auto"/>
+        <w:ind w:left="0" w:right="0" w:firstLine="0"/>
+        <w:jc w:val="left"/>
+        <w:rPr>
+          <w:rFonts w:ascii="Malgun Gothic" w:cs="Malgun Gothic" w:eastAsia="Malgun Gothic" w:hAnsi="Malgun Gothic"/>
+          <w:b w:val="0"/>
+          <w:bCs w:val="0"/>
+          <w:i w:val="0"/>
+          <w:iCs w:val="0"/>
+          <w:color w:val="000000"/>
+          <w:sz w:val="20"/>
+          <w:szCs w:val="20"/>
+          <w:u w:val="none"/>
+        </w:rPr>
+      </w:pPr>
+      <w:r>
+        <w:rPr>
+          <w:rFonts w:ascii="Malgun Gothic" w:cs="Malgun Gothic" w:eastAsia="Malgun Gothic" w:hAnsi="Malgun Gothic"/>
+          <w:b w:val="1"/>
+          <w:bCs w:val="1"/>
+          <w:i w:val="0"/>
+          <w:iCs w:val="0"/>
+          <w:color w:val="000000"/>
+          <w:sz w:val="20"/>
+          <w:szCs w:val="20"/>
+          <w:u w:val="none"/>
+        </w:rPr>
+        <w:t xml:space="preserve">+    </w:t>
+      </w:r>
+      <w:r>
+        <w:rPr>
+          <w:rFonts w:ascii="Malgun Gothic" w:cs="Malgun Gothic" w:eastAsia="Malgun Gothic" w:hAnsi="Malgun Gothic"/>
+          <w:b w:val="0"/>
+          <w:bCs w:val="0"/>
+          <w:i w:val="0"/>
+          <w:iCs w:val="0"/>
+          <w:color w:val="000000"/>
+          <w:sz w:val="20"/>
+          <w:szCs w:val="20"/>
+          <w:u w:val="none"/>
+        </w:rPr>
+        <w:t>nowadays</w:t>
+      </w:r>
+    </w:p>
+    <w:p>
+      <w:pPr>
+        <w:spacing w:after="0" w:before="0" w:line="240" w:lineRule="auto"/>
+        <w:ind w:left="0" w:right="0" w:firstLine="0"/>
+        <w:jc w:val="left"/>
+        <w:rPr>
+          <w:rFonts w:ascii="Malgun Gothic" w:cs="Malgun Gothic" w:eastAsia="Malgun Gothic" w:hAnsi="Malgun Gothic"/>
+          <w:b w:val="0"/>
+          <w:bCs w:val="0"/>
+          <w:i w:val="0"/>
+          <w:iCs w:val="0"/>
+          <w:color w:val="000000"/>
+          <w:sz w:val="20"/>
+          <w:szCs w:val="20"/>
+          <w:u w:val="none"/>
+        </w:rPr>
+      </w:pPr>
+      <w:r>
+        <w:rPr>
+          <w:rFonts w:ascii="Malgun Gothic" w:cs="Malgun Gothic" w:eastAsia="Malgun Gothic" w:hAnsi="Malgun Gothic"/>
+          <w:b w:val="0"/>
+          <w:bCs w:val="0"/>
+          <w:i w:val="0"/>
+          <w:iCs w:val="0"/>
+          <w:color w:val="000000"/>
+          <w:sz w:val="20"/>
+          <w:szCs w:val="20"/>
+          <w:u w:val="none"/>
+        </w:rPr>
+        <w:t>Ex)  These days, I'm trying to sleep before midnight.</w:t>
+      </w:r>
+    </w:p>
+    <w:p>
+      <w:pPr>
+        <w:spacing w:after="0" w:before="0" w:line="240" w:lineRule="auto"/>
+        <w:ind w:left="0" w:right="0" w:firstLine="0"/>
+        <w:jc w:val="left"/>
+        <w:rPr>
+          <w:rFonts w:ascii="Malgun Gothic" w:cs="Malgun Gothic" w:eastAsia="Malgun Gothic" w:hAnsi="Malgun Gothic"/>
+          <w:b w:val="0"/>
+          <w:bCs w:val="0"/>
+          <w:i w:val="0"/>
+          <w:iCs w:val="0"/>
+          <w:color w:val="000000"/>
+          <w:sz w:val="20"/>
+          <w:szCs w:val="20"/>
+          <w:u w:val="none"/>
+        </w:rPr>
+      </w:pPr>
+    </w:p>
+    <w:p>
+      <w:pPr>
+        <w:spacing w:after="0" w:before="0" w:line="240" w:lineRule="auto"/>
+        <w:ind w:left="0" w:right="0" w:firstLine="0"/>
+        <w:jc w:val="center"/>
+        <w:rPr>
+          <w:rFonts w:ascii="Malgun Gothic" w:cs="Malgun Gothic" w:eastAsia="Malgun Gothic" w:hAnsi="Malgun Gothic"/>
+          <w:b w:val="0"/>
+          <w:bCs w:val="0"/>
+          <w:i w:val="0"/>
+          <w:iCs w:val="0"/>
+          <w:color w:val="000000"/>
+          <w:sz w:val="20"/>
+          <w:szCs w:val="20"/>
+          <w:u w:val="none"/>
+        </w:rPr>
+      </w:pPr>
+      <w:r>
+        <w:rPr>
+          <w:rFonts w:ascii="Malgun Gothic" w:cs="Malgun Gothic" w:eastAsia="Malgun Gothic" w:hAnsi="Malgun Gothic"/>
+          <w:b w:val="1"/>
+          <w:bCs w:val="1"/>
+          <w:i w:val="0"/>
+          <w:iCs w:val="0"/>
+          <w:color w:val="4472c4"/>
+          <w:sz w:val="22"/>
+          <w:szCs w:val="22"/>
+          <w:u w:val="none"/>
+        </w:rPr>
+        <w:t>come up</w:t>
       </w:r>
     </w:p>
     <w:p>
@@ -901,254 +2039,7 @@
           <w:szCs w:val="18"/>
           <w:u w:val="none"/>
         </w:rPr>
-        <w:t xml:space="preserve">      일이 너무 많을 때는, 하루에 해야 할 일을 알고 싶지 않아서요.</w:t>
-      </w:r>
-    </w:p>
-    <w:p>
-      <w:pPr>
-        <w:spacing w:after="0" w:before="0" w:line="240" w:lineRule="auto"/>
-        <w:ind w:left="0" w:right="0" w:firstLine="0"/>
-        <w:jc w:val="left"/>
-        <w:rPr>
-          <w:rFonts w:ascii="Malgun Gothic" w:cs="Malgun Gothic" w:eastAsia="Malgun Gothic" w:hAnsi="Malgun Gothic"/>
-          <w:b w:val="0"/>
-          <w:bCs w:val="0"/>
-          <w:i w:val="0"/>
-          <w:iCs w:val="0"/>
-          <w:color w:val="000000"/>
-          <w:sz w:val="20"/>
-          <w:szCs w:val="20"/>
-          <w:u w:val="none"/>
-        </w:rPr>
-      </w:pPr>
-      <w:r>
-        <w:rPr>
-          <w:rFonts w:ascii="Malgun Gothic" w:cs="Malgun Gothic" w:eastAsia="Malgun Gothic" w:hAnsi="Malgun Gothic"/>
-          <w:b w:val="1"/>
-          <w:bCs w:val="1"/>
-          <w:i w:val="0"/>
-          <w:iCs w:val="0"/>
-          <w:color w:val="000000"/>
-          <w:sz w:val="20"/>
-          <w:szCs w:val="20"/>
-          <w:u w:val="none"/>
-        </w:rPr>
-        <w:t xml:space="preserve">Jennie    </w:t>
-      </w:r>
-      <w:r>
-        <w:rPr>
-          <w:rFonts w:ascii="Malgun Gothic" w:cs="Malgun Gothic" w:eastAsia="Malgun Gothic" w:hAnsi="Malgun Gothic"/>
-          <w:b w:val="0"/>
-          <w:bCs w:val="0"/>
-          <w:i w:val="0"/>
-          <w:iCs w:val="0"/>
-          <w:color w:val="000000"/>
-          <w:sz w:val="20"/>
-          <w:szCs w:val="20"/>
-          <w:u w:val="none"/>
-        </w:rPr>
-        <w:t>So these days, I'm not really a to-do list person.</w:t>
-      </w:r>
-    </w:p>
-    <w:p>
-      <w:pPr>
-        <w:spacing w:after="0" w:before="0" w:line="240" w:lineRule="auto"/>
-        <w:ind w:left="0" w:right="0" w:firstLine="0"/>
-        <w:jc w:val="left"/>
-        <w:rPr>
-          <w:rFonts w:ascii="Malgun Gothic" w:cs="Malgun Gothic" w:eastAsia="Malgun Gothic" w:hAnsi="Malgun Gothic"/>
-          <w:b w:val="0"/>
-          <w:bCs w:val="0"/>
-          <w:i w:val="0"/>
-          <w:iCs w:val="0"/>
-          <w:color w:val="000000"/>
-          <w:sz w:val="20"/>
-          <w:szCs w:val="20"/>
-          <w:u w:val="none"/>
-        </w:rPr>
-      </w:pPr>
-      <w:r>
-        <w:rPr>
-          <w:rFonts w:ascii="Malgun Gothic" w:cs="Malgun Gothic" w:eastAsia="Malgun Gothic" w:hAnsi="Malgun Gothic"/>
-          <w:b w:val="0"/>
-          <w:bCs w:val="0"/>
-          <w:i w:val="0"/>
-          <w:iCs w:val="0"/>
-          <w:color w:val="505050"/>
-          <w:sz w:val="18"/>
-          <w:szCs w:val="18"/>
-          <w:u w:val="none"/>
-        </w:rPr>
-        <w:t xml:space="preserve">      그래서 요즘은 잘 안 적는 편이에요.</w:t>
-      </w:r>
-    </w:p>
-    <w:p>
-      <w:pPr>
-        <w:spacing w:after="0" w:before="0" w:line="240" w:lineRule="auto"/>
-        <w:ind w:left="0" w:right="0" w:firstLine="0"/>
-        <w:jc w:val="left"/>
-        <w:rPr>
-          <w:rFonts w:ascii="Malgun Gothic" w:cs="Malgun Gothic" w:eastAsia="Malgun Gothic" w:hAnsi="Malgun Gothic"/>
-          <w:b w:val="0"/>
-          <w:bCs w:val="0"/>
-          <w:i w:val="0"/>
-          <w:iCs w:val="0"/>
-          <w:color w:val="000000"/>
-          <w:sz w:val="20"/>
-          <w:szCs w:val="20"/>
-          <w:u w:val="none"/>
-        </w:rPr>
-      </w:pPr>
-    </w:p>
-    <w:p>
-      <w:r>
-        <w:br w:type="page"/>
-      </w:r>
-    </w:p>
-    <w:p>
-      <w:pPr>
-        <w:spacing w:after="0" w:before="0" w:line="240" w:lineRule="auto"/>
-        <w:ind w:left="0" w:right="0" w:firstLine="0"/>
-        <w:jc w:val="right"/>
-        <w:rPr>
-          <w:rFonts w:ascii="Malgun Gothic" w:cs="Malgun Gothic" w:eastAsia="Malgun Gothic" w:hAnsi="Malgun Gothic"/>
-          <w:b w:val="0"/>
-          <w:bCs w:val="0"/>
-          <w:i w:val="0"/>
-          <w:iCs w:val="0"/>
-          <w:color w:val="000000"/>
-          <w:sz w:val="20"/>
-          <w:szCs w:val="20"/>
-          <w:u w:val="none"/>
-        </w:rPr>
-      </w:pPr>
-      <w:r>
-        <w:rPr>
-          <w:rFonts w:ascii="Malgun Gothic" w:cs="Malgun Gothic" w:eastAsia="Malgun Gothic" w:hAnsi="Malgun Gothic"/>
-          <w:b w:val="1"/>
-          <w:bCs w:val="1"/>
-          <w:i w:val="0"/>
-          <w:iCs w:val="0"/>
-          <w:color w:val="505050"/>
-          <w:sz w:val="16"/>
-          <w:szCs w:val="16"/>
-          <w:u w:val="none"/>
-        </w:rPr>
-        <w:t>000님 session 00</w:t>
-      </w:r>
-    </w:p>
-    <w:p>
-      <w:pPr>
-        <w:spacing w:after="0" w:before="0" w:line="240" w:lineRule="auto"/>
-        <w:ind w:left="0" w:right="0" w:firstLine="0"/>
-        <w:jc w:val="center"/>
-        <w:rPr>
-          <w:rFonts w:ascii="Malgun Gothic" w:cs="Malgun Gothic" w:eastAsia="Malgun Gothic" w:hAnsi="Malgun Gothic"/>
-          <w:b w:val="0"/>
-          <w:bCs w:val="0"/>
-          <w:i w:val="0"/>
-          <w:iCs w:val="0"/>
-          <w:color w:val="000000"/>
-          <w:sz w:val="20"/>
-          <w:szCs w:val="20"/>
-          <w:u w:val="none"/>
-        </w:rPr>
-      </w:pPr>
-      <w:r>
-        <w:rPr>
-          <w:rFonts w:ascii="Malgun Gothic" w:cs="Malgun Gothic" w:eastAsia="Malgun Gothic" w:hAnsi="Malgun Gothic"/>
-          <w:b w:val="1"/>
-          <w:bCs w:val="1"/>
-          <w:i w:val="0"/>
-          <w:iCs w:val="0"/>
-          <w:color w:val="000000"/>
-          <w:sz w:val="40"/>
-          <w:szCs w:val="40"/>
-          <w:u w:val="none"/>
-        </w:rPr>
-        <w:t>Useful Expressions</w:t>
-      </w:r>
-    </w:p>
-    <w:p>
-      <w:pPr>
-        <w:spacing w:after="0" w:before="0" w:line="240" w:lineRule="auto"/>
-        <w:ind w:left="0" w:right="0" w:firstLine="0"/>
-        <w:jc w:val="left"/>
-        <w:rPr>
-          <w:rFonts w:ascii="Malgun Gothic" w:cs="Malgun Gothic" w:eastAsia="Malgun Gothic" w:hAnsi="Malgun Gothic"/>
-          <w:b w:val="0"/>
-          <w:bCs w:val="0"/>
-          <w:i w:val="0"/>
-          <w:iCs w:val="0"/>
-          <w:color w:val="000000"/>
-          <w:sz w:val="20"/>
-          <w:szCs w:val="20"/>
-          <w:u w:val="none"/>
-        </w:rPr>
-      </w:pPr>
-    </w:p>
-    <w:p>
-      <w:pPr>
-        <w:spacing w:after="0" w:before="0" w:line="240" w:lineRule="auto"/>
-        <w:ind w:left="0" w:right="0" w:firstLine="0"/>
-        <w:jc w:val="center"/>
-        <w:rPr>
-          <w:rFonts w:ascii="Malgun Gothic" w:cs="Malgun Gothic" w:eastAsia="Malgun Gothic" w:hAnsi="Malgun Gothic"/>
-          <w:b w:val="0"/>
-          <w:bCs w:val="0"/>
-          <w:i w:val="0"/>
-          <w:iCs w:val="0"/>
-          <w:color w:val="000000"/>
-          <w:sz w:val="20"/>
-          <w:szCs w:val="20"/>
-          <w:u w:val="none"/>
-        </w:rPr>
-      </w:pPr>
-      <w:r>
-        <w:rPr>
-          <w:rFonts w:ascii="Malgun Gothic" w:cs="Malgun Gothic" w:eastAsia="Malgun Gothic" w:hAnsi="Malgun Gothic"/>
-          <w:b w:val="1"/>
-          <w:bCs w:val="1"/>
-          <w:i w:val="0"/>
-          <w:iCs w:val="0"/>
-          <w:color w:val="4472c4"/>
-          <w:sz w:val="22"/>
-          <w:szCs w:val="22"/>
-          <w:u w:val="none"/>
-        </w:rPr>
-        <w:t>Yes and no.</w:t>
-      </w:r>
-    </w:p>
-    <w:p>
-      <w:pPr>
-        <w:spacing w:after="0" w:before="0" w:line="240" w:lineRule="auto"/>
-        <w:ind w:left="0" w:right="0" w:firstLine="0"/>
-        <w:jc w:val="left"/>
-        <w:rPr>
-          <w:rFonts w:ascii="Malgun Gothic" w:cs="Malgun Gothic" w:eastAsia="Malgun Gothic" w:hAnsi="Malgun Gothic"/>
-          <w:b w:val="0"/>
-          <w:bCs w:val="0"/>
-          <w:i w:val="0"/>
-          <w:iCs w:val="0"/>
-          <w:color w:val="000000"/>
-          <w:sz w:val="20"/>
-          <w:szCs w:val="20"/>
-          <w:u w:val="none"/>
-        </w:rPr>
-      </w:pPr>
-      <w:r>
-        <w:rPr>
-          <w:rFonts w:ascii="Malgun Gothic" w:cs="Malgun Gothic" w:eastAsia="Malgun Gothic" w:hAnsi="Malgun Gothic"/>
-          <w:b w:val="0"/>
-          <w:bCs w:val="0"/>
-          <w:i w:val="0"/>
-          <w:iCs w:val="0"/>
-          <w:color w:val="505050"/>
-          <w:sz w:val="18"/>
-          <w:szCs w:val="18"/>
-          <w:u w:val="none"/>
-        </w:rPr>
-        <w:t>맞기도 하고 아니기도 해요. (애매할 때 최고의 답변)</w:t>
+        <w:t xml:space="preserve">to appear (on a screen, in a chart, or in a conversation)</w:t>
       </w:r>
     </w:p>
     <w:p>
@@ -1194,7 +2085,7 @@
           <w:szCs w:val="20"/>
           <w:u w:val="none"/>
         </w:rPr>
-        <w:t>It depends.  —  상황에 따라 달라요.</w:t>
+        <w:t>pop up</w:t>
       </w:r>
     </w:p>
     <w:p>
@@ -1240,1223 +2131,7 @@
           <w:szCs w:val="20"/>
           <w:u w:val="none"/>
         </w:rPr>
-        <w:t>Sort of. / Kind of.  —  약간요, 그런 셈이에요.</w:t>
-      </w:r>
-    </w:p>
-    <w:p>
-      <w:pPr>
-        <w:spacing w:after="0" w:before="0" w:line="240" w:lineRule="auto"/>
-        <w:ind w:left="0" w:right="0" w:firstLine="0"/>
-        <w:jc w:val="left"/>
-        <w:rPr>
-          <w:rFonts w:ascii="Malgun Gothic" w:cs="Malgun Gothic" w:eastAsia="Malgun Gothic" w:hAnsi="Malgun Gothic"/>
-          <w:b w:val="0"/>
-          <w:bCs w:val="0"/>
-          <w:i w:val="0"/>
-          <w:iCs w:val="0"/>
-          <w:color w:val="000000"/>
-          <w:sz w:val="20"/>
-          <w:szCs w:val="20"/>
-          <w:u w:val="none"/>
-        </w:rPr>
-      </w:pPr>
-      <w:r>
-        <w:rPr>
-          <w:rFonts w:ascii="Malgun Gothic" w:cs="Malgun Gothic" w:eastAsia="Malgun Gothic" w:hAnsi="Malgun Gothic"/>
-          <w:b w:val="0"/>
-          <w:bCs w:val="0"/>
-          <w:i w:val="0"/>
-          <w:iCs w:val="0"/>
-          <w:color w:val="000000"/>
-          <w:sz w:val="20"/>
-          <w:szCs w:val="20"/>
-          <w:u w:val="none"/>
-        </w:rPr>
-        <w:t>Ex)  "Do you like your job?" — "Um... yes and no. I like the work, but the hours are long."</w:t>
-      </w:r>
-      <w:r>
-        <w:rPr>
-          <w:rFonts w:ascii="Malgun Gothic" w:cs="Malgun Gothic" w:eastAsia="Malgun Gothic" w:hAnsi="Malgun Gothic"/>
-          <w:b w:val="0"/>
-          <w:bCs w:val="0"/>
-          <w:i w:val="0"/>
-          <w:iCs w:val="0"/>
-          <w:color w:val="000000"/>
-          <w:sz w:val="20"/>
-          <w:szCs w:val="20"/>
-          <w:u w:val="none"/>
-        </w:rPr>
-        <w:br w:type="textWrapping"/>
-      </w:r>
-      <w:r>
-        <w:rPr>
-          <w:rFonts w:ascii="Malgun Gothic" w:cs="Malgun Gothic" w:eastAsia="Malgun Gothic" w:hAnsi="Malgun Gothic"/>
-          <w:b w:val="0"/>
-          <w:bCs w:val="0"/>
-          <w:i w:val="0"/>
-          <w:iCs w:val="0"/>
-          <w:color w:val="505050"/>
-          <w:sz w:val="18"/>
-          <w:szCs w:val="18"/>
-          <w:u w:val="none"/>
-        </w:rPr>
-        <w:t xml:space="preserve">      "일 좋아하세요?" — "음… 반반이에요. 일은 좋은데 근무시간이 길어요."</w:t>
-      </w:r>
-    </w:p>
-    <w:p>
-      <w:pPr>
-        <w:spacing w:after="0" w:before="0" w:line="240" w:lineRule="auto"/>
-        <w:ind w:left="0" w:right="0" w:firstLine="0"/>
-        <w:jc w:val="left"/>
-        <w:rPr>
-          <w:rFonts w:ascii="Malgun Gothic" w:cs="Malgun Gothic" w:eastAsia="Malgun Gothic" w:hAnsi="Malgun Gothic"/>
-          <w:b w:val="0"/>
-          <w:bCs w:val="0"/>
-          <w:i w:val="0"/>
-          <w:iCs w:val="0"/>
-          <w:color w:val="000000"/>
-          <w:sz w:val="20"/>
-          <w:szCs w:val="20"/>
-          <w:u w:val="none"/>
-        </w:rPr>
-      </w:pPr>
-    </w:p>
-    <w:p>
-      <w:pPr>
-        <w:spacing w:after="0" w:before="0" w:line="240" w:lineRule="auto"/>
-        <w:ind w:left="0" w:right="0" w:firstLine="0"/>
-        <w:jc w:val="center"/>
-        <w:rPr>
-          <w:rFonts w:ascii="Malgun Gothic" w:cs="Malgun Gothic" w:eastAsia="Malgun Gothic" w:hAnsi="Malgun Gothic"/>
-          <w:b w:val="0"/>
-          <w:bCs w:val="0"/>
-          <w:i w:val="0"/>
-          <w:iCs w:val="0"/>
-          <w:color w:val="000000"/>
-          <w:sz w:val="20"/>
-          <w:szCs w:val="20"/>
-          <w:u w:val="none"/>
-        </w:rPr>
-      </w:pPr>
-      <w:r>
-        <w:rPr>
-          <w:rFonts w:ascii="Malgun Gothic" w:cs="Malgun Gothic" w:eastAsia="Malgun Gothic" w:hAnsi="Malgun Gothic"/>
-          <w:b w:val="1"/>
-          <w:bCs w:val="1"/>
-          <w:i w:val="0"/>
-          <w:iCs w:val="0"/>
-          <w:color w:val="4472c4"/>
-          <w:sz w:val="22"/>
-          <w:szCs w:val="22"/>
-          <w:u w:val="none"/>
-        </w:rPr>
-        <w:t>a big ~ person</w:t>
-      </w:r>
-    </w:p>
-    <w:p>
-      <w:pPr>
-        <w:spacing w:after="0" w:before="0" w:line="240" w:lineRule="auto"/>
-        <w:ind w:left="0" w:right="0" w:firstLine="0"/>
-        <w:jc w:val="left"/>
-        <w:rPr>
-          <w:rFonts w:ascii="Malgun Gothic" w:cs="Malgun Gothic" w:eastAsia="Malgun Gothic" w:hAnsi="Malgun Gothic"/>
-          <w:b w:val="0"/>
-          <w:bCs w:val="0"/>
-          <w:i w:val="0"/>
-          <w:iCs w:val="0"/>
-          <w:color w:val="000000"/>
-          <w:sz w:val="20"/>
-          <w:szCs w:val="20"/>
-          <w:u w:val="none"/>
-        </w:rPr>
-      </w:pPr>
-      <w:r>
-        <w:rPr>
-          <w:rFonts w:ascii="Malgun Gothic" w:cs="Malgun Gothic" w:eastAsia="Malgun Gothic" w:hAnsi="Malgun Gothic"/>
-          <w:b w:val="0"/>
-          <w:bCs w:val="0"/>
-          <w:i w:val="0"/>
-          <w:iCs w:val="0"/>
-          <w:color w:val="505050"/>
-          <w:sz w:val="18"/>
-          <w:szCs w:val="18"/>
-          <w:u w:val="none"/>
-        </w:rPr>
-        <w:t>~을 즐겨 하는 사람, ~파</w:t>
-      </w:r>
-    </w:p>
-    <w:p>
-      <w:pPr>
-        <w:spacing w:after="0" w:before="0" w:line="240" w:lineRule="auto"/>
-        <w:ind w:left="0" w:right="0" w:firstLine="0"/>
-        <w:jc w:val="left"/>
-        <w:rPr>
-          <w:rFonts w:ascii="Malgun Gothic" w:cs="Malgun Gothic" w:eastAsia="Malgun Gothic" w:hAnsi="Malgun Gothic"/>
-          <w:b w:val="0"/>
-          <w:bCs w:val="0"/>
-          <w:i w:val="0"/>
-          <w:iCs w:val="0"/>
-          <w:color w:val="000000"/>
-          <w:sz w:val="20"/>
-          <w:szCs w:val="20"/>
-          <w:u w:val="none"/>
-        </w:rPr>
-      </w:pPr>
-      <w:r>
-        <w:rPr>
-          <w:rFonts w:ascii="Malgun Gothic" w:cs="Malgun Gothic" w:eastAsia="Malgun Gothic" w:hAnsi="Malgun Gothic"/>
-          <w:b w:val="1"/>
-          <w:bCs w:val="1"/>
-          <w:i w:val="0"/>
-          <w:iCs w:val="0"/>
-          <w:color w:val="000000"/>
-          <w:sz w:val="20"/>
-          <w:szCs w:val="20"/>
-          <w:u w:val="none"/>
-        </w:rPr>
-        <w:t xml:space="preserve">+    </w:t>
-      </w:r>
-      <w:r>
-        <w:rPr>
-          <w:rFonts w:ascii="Malgun Gothic" w:cs="Malgun Gothic" w:eastAsia="Malgun Gothic" w:hAnsi="Malgun Gothic"/>
-          <w:b w:val="0"/>
-          <w:bCs w:val="0"/>
-          <w:i w:val="0"/>
-          <w:iCs w:val="0"/>
-          <w:color w:val="000000"/>
-          <w:sz w:val="20"/>
-          <w:szCs w:val="20"/>
-          <w:u w:val="none"/>
-        </w:rPr>
-        <w:t>I'm a morning person.  —  저는 아침형 인간이에요.</w:t>
-      </w:r>
-    </w:p>
-    <w:p>
-      <w:pPr>
-        <w:spacing w:after="0" w:before="0" w:line="240" w:lineRule="auto"/>
-        <w:ind w:left="0" w:right="0" w:firstLine="0"/>
-        <w:jc w:val="left"/>
-        <w:rPr>
-          <w:rFonts w:ascii="Malgun Gothic" w:cs="Malgun Gothic" w:eastAsia="Malgun Gothic" w:hAnsi="Malgun Gothic"/>
-          <w:b w:val="0"/>
-          <w:bCs w:val="0"/>
-          <w:i w:val="0"/>
-          <w:iCs w:val="0"/>
-          <w:color w:val="000000"/>
-          <w:sz w:val="20"/>
-          <w:szCs w:val="20"/>
-          <w:u w:val="none"/>
-        </w:rPr>
-      </w:pPr>
-      <w:r>
-        <w:rPr>
-          <w:rFonts w:ascii="Malgun Gothic" w:cs="Malgun Gothic" w:eastAsia="Malgun Gothic" w:hAnsi="Malgun Gothic"/>
-          <w:b w:val="1"/>
-          <w:bCs w:val="1"/>
-          <w:i w:val="0"/>
-          <w:iCs w:val="0"/>
-          <w:color w:val="000000"/>
-          <w:sz w:val="20"/>
-          <w:szCs w:val="20"/>
-          <w:u w:val="none"/>
-        </w:rPr>
-        <w:t xml:space="preserve">+    </w:t>
-      </w:r>
-      <w:r>
-        <w:rPr>
-          <w:rFonts w:ascii="Malgun Gothic" w:cs="Malgun Gothic" w:eastAsia="Malgun Gothic" w:hAnsi="Malgun Gothic"/>
-          <w:b w:val="0"/>
-          <w:bCs w:val="0"/>
-          <w:i w:val="0"/>
-          <w:iCs w:val="0"/>
-          <w:color w:val="000000"/>
-          <w:sz w:val="20"/>
-          <w:szCs w:val="20"/>
-          <w:u w:val="none"/>
-        </w:rPr>
-        <w:t>I'm not a coffee person.  —  전 커피를 즐기지 않아요.</w:t>
-      </w:r>
-    </w:p>
-    <w:p>
-      <w:pPr>
-        <w:spacing w:after="0" w:before="0" w:line="240" w:lineRule="auto"/>
-        <w:ind w:left="0" w:right="0" w:firstLine="0"/>
-        <w:jc w:val="left"/>
-        <w:rPr>
-          <w:rFonts w:ascii="Malgun Gothic" w:cs="Malgun Gothic" w:eastAsia="Malgun Gothic" w:hAnsi="Malgun Gothic"/>
-          <w:b w:val="0"/>
-          <w:bCs w:val="0"/>
-          <w:i w:val="0"/>
-          <w:iCs w:val="0"/>
-          <w:color w:val="000000"/>
-          <w:sz w:val="20"/>
-          <w:szCs w:val="20"/>
-          <w:u w:val="none"/>
-        </w:rPr>
-      </w:pPr>
-      <w:r>
-        <w:rPr>
-          <w:rFonts w:ascii="Malgun Gothic" w:cs="Malgun Gothic" w:eastAsia="Malgun Gothic" w:hAnsi="Malgun Gothic"/>
-          <w:b w:val="1"/>
-          <w:bCs w:val="1"/>
-          <w:i w:val="0"/>
-          <w:iCs w:val="0"/>
-          <w:color w:val="000000"/>
-          <w:sz w:val="20"/>
-          <w:szCs w:val="20"/>
-          <w:u w:val="none"/>
-        </w:rPr>
-        <w:t xml:space="preserve">+    </w:t>
-      </w:r>
-      <w:r>
-        <w:rPr>
-          <w:rFonts w:ascii="Malgun Gothic" w:cs="Malgun Gothic" w:eastAsia="Malgun Gothic" w:hAnsi="Malgun Gothic"/>
-          <w:b w:val="0"/>
-          <w:bCs w:val="0"/>
-          <w:i w:val="0"/>
-          <w:iCs w:val="0"/>
-          <w:color w:val="000000"/>
-          <w:sz w:val="20"/>
-          <w:szCs w:val="20"/>
-          <w:u w:val="none"/>
-        </w:rPr>
-        <w:t>a people person  —  사람들과 잘 어울리는 사람</w:t>
-      </w:r>
-    </w:p>
-    <w:p>
-      <w:pPr>
-        <w:spacing w:after="0" w:before="0" w:line="240" w:lineRule="auto"/>
-        <w:ind w:left="0" w:right="0" w:firstLine="0"/>
-        <w:jc w:val="left"/>
-        <w:rPr>
-          <w:rFonts w:ascii="Malgun Gothic" w:cs="Malgun Gothic" w:eastAsia="Malgun Gothic" w:hAnsi="Malgun Gothic"/>
-          <w:b w:val="0"/>
-          <w:bCs w:val="0"/>
-          <w:i w:val="0"/>
-          <w:iCs w:val="0"/>
-          <w:color w:val="000000"/>
-          <w:sz w:val="20"/>
-          <w:szCs w:val="20"/>
-          <w:u w:val="none"/>
-        </w:rPr>
-      </w:pPr>
-      <w:r>
-        <w:rPr>
-          <w:rFonts w:ascii="Malgun Gothic" w:cs="Malgun Gothic" w:eastAsia="Malgun Gothic" w:hAnsi="Malgun Gothic"/>
-          <w:b w:val="0"/>
-          <w:bCs w:val="0"/>
-          <w:i w:val="0"/>
-          <w:iCs w:val="0"/>
-          <w:color w:val="000000"/>
-          <w:sz w:val="20"/>
-          <w:szCs w:val="20"/>
-          <w:u w:val="none"/>
-        </w:rPr>
-        <w:t>Ex)  I'm not a big breakfast person — I usually just have coffee.</w:t>
-      </w:r>
-      <w:r>
-        <w:rPr>
-          <w:rFonts w:ascii="Malgun Gothic" w:cs="Malgun Gothic" w:eastAsia="Malgun Gothic" w:hAnsi="Malgun Gothic"/>
-          <w:b w:val="0"/>
-          <w:bCs w:val="0"/>
-          <w:i w:val="0"/>
-          <w:iCs w:val="0"/>
-          <w:color w:val="000000"/>
-          <w:sz w:val="20"/>
-          <w:szCs w:val="20"/>
-          <w:u w:val="none"/>
-        </w:rPr>
-        <w:br w:type="textWrapping"/>
-      </w:r>
-      <w:r>
-        <w:rPr>
-          <w:rFonts w:ascii="Malgun Gothic" w:cs="Malgun Gothic" w:eastAsia="Malgun Gothic" w:hAnsi="Malgun Gothic"/>
-          <w:b w:val="0"/>
-          <w:bCs w:val="0"/>
-          <w:i w:val="0"/>
-          <w:iCs w:val="0"/>
-          <w:color w:val="505050"/>
-          <w:sz w:val="18"/>
-          <w:szCs w:val="18"/>
-          <w:u w:val="none"/>
-        </w:rPr>
-        <w:t xml:space="preserve">      저는 아침을 잘 챙겨 먹는 편이 아니에요 — 보통 커피만 마셔요.</w:t>
-      </w:r>
-    </w:p>
-    <w:p>
-      <w:pPr>
-        <w:spacing w:after="0" w:before="0" w:line="240" w:lineRule="auto"/>
-        <w:ind w:left="0" w:right="0" w:firstLine="0"/>
-        <w:jc w:val="left"/>
-        <w:rPr>
-          <w:rFonts w:ascii="Malgun Gothic" w:cs="Malgun Gothic" w:eastAsia="Malgun Gothic" w:hAnsi="Malgun Gothic"/>
-          <w:b w:val="0"/>
-          <w:bCs w:val="0"/>
-          <w:i w:val="0"/>
-          <w:iCs w:val="0"/>
-          <w:color w:val="000000"/>
-          <w:sz w:val="20"/>
-          <w:szCs w:val="20"/>
-          <w:u w:val="none"/>
-        </w:rPr>
-      </w:pPr>
-    </w:p>
-    <w:p>
-      <w:pPr>
-        <w:spacing w:after="0" w:before="0" w:line="240" w:lineRule="auto"/>
-        <w:ind w:left="0" w:right="0" w:firstLine="0"/>
-        <w:jc w:val="center"/>
-        <w:rPr>
-          <w:rFonts w:ascii="Malgun Gothic" w:cs="Malgun Gothic" w:eastAsia="Malgun Gothic" w:hAnsi="Malgun Gothic"/>
-          <w:b w:val="0"/>
-          <w:bCs w:val="0"/>
-          <w:i w:val="0"/>
-          <w:iCs w:val="0"/>
-          <w:color w:val="000000"/>
-          <w:sz w:val="20"/>
-          <w:szCs w:val="20"/>
-          <w:u w:val="none"/>
-        </w:rPr>
-      </w:pPr>
-      <w:r>
-        <w:rPr>
-          <w:rFonts w:ascii="Malgun Gothic" w:cs="Malgun Gothic" w:eastAsia="Malgun Gothic" w:hAnsi="Malgun Gothic"/>
-          <w:b w:val="1"/>
-          <w:bCs w:val="1"/>
-          <w:i w:val="0"/>
-          <w:iCs w:val="0"/>
-          <w:color w:val="4472c4"/>
-          <w:sz w:val="22"/>
-          <w:szCs w:val="22"/>
-          <w:u w:val="none"/>
-        </w:rPr>
-        <w:t>I don't enjoy it (that much).</w:t>
-      </w:r>
-    </w:p>
-    <w:p>
-      <w:pPr>
-        <w:spacing w:after="0" w:before="0" w:line="240" w:lineRule="auto"/>
-        <w:ind w:left="0" w:right="0" w:firstLine="0"/>
-        <w:jc w:val="left"/>
-        <w:rPr>
-          <w:rFonts w:ascii="Malgun Gothic" w:cs="Malgun Gothic" w:eastAsia="Malgun Gothic" w:hAnsi="Malgun Gothic"/>
-          <w:b w:val="0"/>
-          <w:bCs w:val="0"/>
-          <w:i w:val="0"/>
-          <w:iCs w:val="0"/>
-          <w:color w:val="000000"/>
-          <w:sz w:val="20"/>
-          <w:szCs w:val="20"/>
-          <w:u w:val="none"/>
-        </w:rPr>
-      </w:pPr>
-      <w:r>
-        <w:rPr>
-          <w:rFonts w:ascii="Malgun Gothic" w:cs="Malgun Gothic" w:eastAsia="Malgun Gothic" w:hAnsi="Malgun Gothic"/>
-          <w:b w:val="0"/>
-          <w:bCs w:val="0"/>
-          <w:i w:val="0"/>
-          <w:iCs w:val="0"/>
-          <w:color w:val="505050"/>
-          <w:sz w:val="18"/>
-          <w:szCs w:val="18"/>
-          <w:u w:val="none"/>
-        </w:rPr>
-        <w:t>그걸 (그렇게까지) 즐기진 않아요.</w:t>
-      </w:r>
-    </w:p>
-    <w:p>
-      <w:pPr>
-        <w:spacing w:after="0" w:before="0" w:line="240" w:lineRule="auto"/>
-        <w:ind w:left="0" w:right="0" w:firstLine="0"/>
-        <w:jc w:val="left"/>
-        <w:rPr>
-          <w:rFonts w:ascii="Malgun Gothic" w:cs="Malgun Gothic" w:eastAsia="Malgun Gothic" w:hAnsi="Malgun Gothic"/>
-          <w:b w:val="0"/>
-          <w:bCs w:val="0"/>
-          <w:i w:val="0"/>
-          <w:iCs w:val="0"/>
-          <w:color w:val="000000"/>
-          <w:sz w:val="20"/>
-          <w:szCs w:val="20"/>
-          <w:u w:val="none"/>
-        </w:rPr>
-      </w:pPr>
-      <w:r>
-        <w:rPr>
-          <w:rFonts w:ascii="Malgun Gothic" w:cs="Malgun Gothic" w:eastAsia="Malgun Gothic" w:hAnsi="Malgun Gothic"/>
-          <w:b w:val="1"/>
-          <w:bCs w:val="1"/>
-          <w:i w:val="0"/>
-          <w:iCs w:val="0"/>
-          <w:color w:val="000000"/>
-          <w:sz w:val="20"/>
-          <w:szCs w:val="20"/>
-          <w:u w:val="none"/>
-        </w:rPr>
-        <w:t xml:space="preserve">+    </w:t>
-      </w:r>
-      <w:r>
-        <w:rPr>
-          <w:rFonts w:ascii="Malgun Gothic" w:cs="Malgun Gothic" w:eastAsia="Malgun Gothic" w:hAnsi="Malgun Gothic"/>
-          <w:b w:val="0"/>
-          <w:bCs w:val="0"/>
-          <w:i w:val="0"/>
-          <w:iCs w:val="0"/>
-          <w:color w:val="000000"/>
-          <w:sz w:val="20"/>
-          <w:szCs w:val="20"/>
-          <w:u w:val="none"/>
-        </w:rPr>
-        <w:t>I'm not a big fan of ~  —  ~을 별로 안 좋아해요.</w:t>
-      </w:r>
-    </w:p>
-    <w:p>
-      <w:pPr>
-        <w:spacing w:after="0" w:before="0" w:line="240" w:lineRule="auto"/>
-        <w:ind w:left="0" w:right="0" w:firstLine="0"/>
-        <w:jc w:val="left"/>
-        <w:rPr>
-          <w:rFonts w:ascii="Malgun Gothic" w:cs="Malgun Gothic" w:eastAsia="Malgun Gothic" w:hAnsi="Malgun Gothic"/>
-          <w:b w:val="0"/>
-          <w:bCs w:val="0"/>
-          <w:i w:val="0"/>
-          <w:iCs w:val="0"/>
-          <w:color w:val="000000"/>
-          <w:sz w:val="20"/>
-          <w:szCs w:val="20"/>
-          <w:u w:val="none"/>
-        </w:rPr>
-      </w:pPr>
-      <w:r>
-        <w:rPr>
-          <w:rFonts w:ascii="Malgun Gothic" w:cs="Malgun Gothic" w:eastAsia="Malgun Gothic" w:hAnsi="Malgun Gothic"/>
-          <w:b w:val="1"/>
-          <w:bCs w:val="1"/>
-          <w:i w:val="0"/>
-          <w:iCs w:val="0"/>
-          <w:color w:val="000000"/>
-          <w:sz w:val="20"/>
-          <w:szCs w:val="20"/>
-          <w:u w:val="none"/>
-        </w:rPr>
-        <w:t xml:space="preserve">+    </w:t>
-      </w:r>
-      <w:r>
-        <w:rPr>
-          <w:rFonts w:ascii="Malgun Gothic" w:cs="Malgun Gothic" w:eastAsia="Malgun Gothic" w:hAnsi="Malgun Gothic"/>
-          <w:b w:val="0"/>
-          <w:bCs w:val="0"/>
-          <w:i w:val="0"/>
-          <w:iCs w:val="0"/>
-          <w:color w:val="000000"/>
-          <w:sz w:val="20"/>
-          <w:szCs w:val="20"/>
-          <w:u w:val="none"/>
-        </w:rPr>
-        <w:t>It's not my thing.  —  제 취향은 아니에요.</w:t>
-      </w:r>
-    </w:p>
-    <w:p>
-      <w:pPr>
-        <w:spacing w:after="0" w:before="0" w:line="240" w:lineRule="auto"/>
-        <w:ind w:left="0" w:right="0" w:firstLine="0"/>
-        <w:jc w:val="left"/>
-        <w:rPr>
-          <w:rFonts w:ascii="Malgun Gothic" w:cs="Malgun Gothic" w:eastAsia="Malgun Gothic" w:hAnsi="Malgun Gothic"/>
-          <w:b w:val="0"/>
-          <w:bCs w:val="0"/>
-          <w:i w:val="0"/>
-          <w:iCs w:val="0"/>
-          <w:color w:val="000000"/>
-          <w:sz w:val="20"/>
-          <w:szCs w:val="20"/>
-          <w:u w:val="none"/>
-        </w:rPr>
-      </w:pPr>
-      <w:r>
-        <w:rPr>
-          <w:rFonts w:ascii="Malgun Gothic" w:cs="Malgun Gothic" w:eastAsia="Malgun Gothic" w:hAnsi="Malgun Gothic"/>
-          <w:b w:val="0"/>
-          <w:bCs w:val="0"/>
-          <w:i w:val="0"/>
-          <w:iCs w:val="0"/>
-          <w:color w:val="000000"/>
-          <w:sz w:val="20"/>
-          <w:szCs w:val="20"/>
-          <w:u w:val="none"/>
-        </w:rPr>
-        <w:t>Ex)  I can cook, but honestly, I don't enjoy it that much.</w:t>
-      </w:r>
-      <w:r>
-        <w:rPr>
-          <w:rFonts w:ascii="Malgun Gothic" w:cs="Malgun Gothic" w:eastAsia="Malgun Gothic" w:hAnsi="Malgun Gothic"/>
-          <w:b w:val="0"/>
-          <w:bCs w:val="0"/>
-          <w:i w:val="0"/>
-          <w:iCs w:val="0"/>
-          <w:color w:val="000000"/>
-          <w:sz w:val="20"/>
-          <w:szCs w:val="20"/>
-          <w:u w:val="none"/>
-        </w:rPr>
-        <w:br w:type="textWrapping"/>
-      </w:r>
-      <w:r>
-        <w:rPr>
-          <w:rFonts w:ascii="Malgun Gothic" w:cs="Malgun Gothic" w:eastAsia="Malgun Gothic" w:hAnsi="Malgun Gothic"/>
-          <w:b w:val="0"/>
-          <w:bCs w:val="0"/>
-          <w:i w:val="0"/>
-          <w:iCs w:val="0"/>
-          <w:color w:val="505050"/>
-          <w:sz w:val="18"/>
-          <w:szCs w:val="18"/>
-          <w:u w:val="none"/>
-        </w:rPr>
-        <w:t xml:space="preserve">      요리를 할 줄은 알지만, 솔직히 그렇게 즐기진 않아요.</w:t>
-      </w:r>
-    </w:p>
-    <w:p>
-      <w:pPr>
-        <w:spacing w:after="0" w:before="0" w:line="240" w:lineRule="auto"/>
-        <w:ind w:left="0" w:right="0" w:firstLine="0"/>
-        <w:jc w:val="left"/>
-        <w:rPr>
-          <w:rFonts w:ascii="Malgun Gothic" w:cs="Malgun Gothic" w:eastAsia="Malgun Gothic" w:hAnsi="Malgun Gothic"/>
-          <w:b w:val="0"/>
-          <w:bCs w:val="0"/>
-          <w:i w:val="0"/>
-          <w:iCs w:val="0"/>
-          <w:color w:val="000000"/>
-          <w:sz w:val="20"/>
-          <w:szCs w:val="20"/>
-          <w:u w:val="none"/>
-        </w:rPr>
-      </w:pPr>
-    </w:p>
-    <w:p>
-      <w:pPr>
-        <w:spacing w:after="0" w:before="0" w:line="240" w:lineRule="auto"/>
-        <w:ind w:left="0" w:right="0" w:firstLine="0"/>
-        <w:jc w:val="center"/>
-        <w:rPr>
-          <w:rFonts w:ascii="Malgun Gothic" w:cs="Malgun Gothic" w:eastAsia="Malgun Gothic" w:hAnsi="Malgun Gothic"/>
-          <w:b w:val="0"/>
-          <w:bCs w:val="0"/>
-          <w:i w:val="0"/>
-          <w:iCs w:val="0"/>
-          <w:color w:val="000000"/>
-          <w:sz w:val="20"/>
-          <w:szCs w:val="20"/>
-          <w:u w:val="none"/>
-        </w:rPr>
-      </w:pPr>
-      <w:r>
-        <w:rPr>
-          <w:rFonts w:ascii="Malgun Gothic" w:cs="Malgun Gothic" w:eastAsia="Malgun Gothic" w:hAnsi="Malgun Gothic"/>
-          <w:b w:val="1"/>
-          <w:bCs w:val="1"/>
-          <w:i w:val="0"/>
-          <w:iCs w:val="0"/>
-          <w:color w:val="4472c4"/>
-          <w:sz w:val="22"/>
-          <w:szCs w:val="22"/>
-          <w:u w:val="none"/>
-        </w:rPr>
-        <w:t>keep ~ing / if it keeps happening</w:t>
-      </w:r>
-    </w:p>
-    <w:p>
-      <w:pPr>
-        <w:spacing w:after="0" w:before="0" w:line="240" w:lineRule="auto"/>
-        <w:ind w:left="0" w:right="0" w:firstLine="0"/>
-        <w:jc w:val="left"/>
-        <w:rPr>
-          <w:rFonts w:ascii="Malgun Gothic" w:cs="Malgun Gothic" w:eastAsia="Malgun Gothic" w:hAnsi="Malgun Gothic"/>
-          <w:b w:val="0"/>
-          <w:bCs w:val="0"/>
-          <w:i w:val="0"/>
-          <w:iCs w:val="0"/>
-          <w:color w:val="000000"/>
-          <w:sz w:val="20"/>
-          <w:szCs w:val="20"/>
-          <w:u w:val="none"/>
-        </w:rPr>
-      </w:pPr>
-      <w:r>
-        <w:rPr>
-          <w:rFonts w:ascii="Malgun Gothic" w:cs="Malgun Gothic" w:eastAsia="Malgun Gothic" w:hAnsi="Malgun Gothic"/>
-          <w:b w:val="0"/>
-          <w:bCs w:val="0"/>
-          <w:i w:val="0"/>
-          <w:iCs w:val="0"/>
-          <w:color w:val="505050"/>
-          <w:sz w:val="18"/>
-          <w:szCs w:val="18"/>
-          <w:u w:val="none"/>
-        </w:rPr>
-        <w:t>계속 ~하다 / 계속 그런 일이 생기면</w:t>
-      </w:r>
-    </w:p>
-    <w:p>
-      <w:pPr>
-        <w:spacing w:after="0" w:before="0" w:line="240" w:lineRule="auto"/>
-        <w:ind w:left="0" w:right="0" w:firstLine="0"/>
-        <w:jc w:val="left"/>
-        <w:rPr>
-          <w:rFonts w:ascii="Malgun Gothic" w:cs="Malgun Gothic" w:eastAsia="Malgun Gothic" w:hAnsi="Malgun Gothic"/>
-          <w:b w:val="0"/>
-          <w:bCs w:val="0"/>
-          <w:i w:val="0"/>
-          <w:iCs w:val="0"/>
-          <w:color w:val="000000"/>
-          <w:sz w:val="20"/>
-          <w:szCs w:val="20"/>
-          <w:u w:val="none"/>
-        </w:rPr>
-      </w:pPr>
-      <w:r>
-        <w:rPr>
-          <w:rFonts w:ascii="Malgun Gothic" w:cs="Malgun Gothic" w:eastAsia="Malgun Gothic" w:hAnsi="Malgun Gothic"/>
-          <w:b w:val="1"/>
-          <w:bCs w:val="1"/>
-          <w:i w:val="0"/>
-          <w:iCs w:val="0"/>
-          <w:color w:val="000000"/>
-          <w:sz w:val="20"/>
-          <w:szCs w:val="20"/>
-          <w:u w:val="none"/>
-        </w:rPr>
-        <w:t xml:space="preserve">+    </w:t>
-      </w:r>
-      <w:r>
-        <w:rPr>
-          <w:rFonts w:ascii="Malgun Gothic" w:cs="Malgun Gothic" w:eastAsia="Malgun Gothic" w:hAnsi="Malgun Gothic"/>
-          <w:b w:val="0"/>
-          <w:bCs w:val="0"/>
-          <w:i w:val="0"/>
-          <w:iCs w:val="0"/>
-          <w:color w:val="000000"/>
-          <w:sz w:val="20"/>
-          <w:szCs w:val="20"/>
-          <w:u w:val="none"/>
-        </w:rPr>
-        <w:t>keep coming up  —  계속 나오다, 계속 언급되다</w:t>
-      </w:r>
-    </w:p>
-    <w:p>
-      <w:pPr>
-        <w:spacing w:after="0" w:before="0" w:line="240" w:lineRule="auto"/>
-        <w:ind w:left="0" w:right="0" w:firstLine="0"/>
-        <w:jc w:val="left"/>
-        <w:rPr>
-          <w:rFonts w:ascii="Malgun Gothic" w:cs="Malgun Gothic" w:eastAsia="Malgun Gothic" w:hAnsi="Malgun Gothic"/>
-          <w:b w:val="0"/>
-          <w:bCs w:val="0"/>
-          <w:i w:val="0"/>
-          <w:iCs w:val="0"/>
-          <w:color w:val="000000"/>
-          <w:sz w:val="20"/>
-          <w:szCs w:val="20"/>
-          <w:u w:val="none"/>
-        </w:rPr>
-      </w:pPr>
-      <w:r>
-        <w:rPr>
-          <w:rFonts w:ascii="Malgun Gothic" w:cs="Malgun Gothic" w:eastAsia="Malgun Gothic" w:hAnsi="Malgun Gothic"/>
-          <w:b w:val="1"/>
-          <w:bCs w:val="1"/>
-          <w:i w:val="0"/>
-          <w:iCs w:val="0"/>
-          <w:color w:val="000000"/>
-          <w:sz w:val="20"/>
-          <w:szCs w:val="20"/>
-          <w:u w:val="none"/>
-        </w:rPr>
-        <w:t xml:space="preserve">+    </w:t>
-      </w:r>
-      <w:r>
-        <w:rPr>
-          <w:rFonts w:ascii="Malgun Gothic" w:cs="Malgun Gothic" w:eastAsia="Malgun Gothic" w:hAnsi="Malgun Gothic"/>
-          <w:b w:val="0"/>
-          <w:bCs w:val="0"/>
-          <w:i w:val="0"/>
-          <w:iCs w:val="0"/>
-          <w:color w:val="000000"/>
-          <w:sz w:val="20"/>
-          <w:szCs w:val="20"/>
-          <w:u w:val="none"/>
-        </w:rPr>
-        <w:t>again and again  —  반복해서</w:t>
-      </w:r>
-    </w:p>
-    <w:p>
-      <w:pPr>
-        <w:spacing w:after="0" w:before="0" w:line="240" w:lineRule="auto"/>
-        <w:ind w:left="0" w:right="0" w:firstLine="0"/>
-        <w:jc w:val="left"/>
-        <w:rPr>
-          <w:rFonts w:ascii="Malgun Gothic" w:cs="Malgun Gothic" w:eastAsia="Malgun Gothic" w:hAnsi="Malgun Gothic"/>
-          <w:b w:val="0"/>
-          <w:bCs w:val="0"/>
-          <w:i w:val="0"/>
-          <w:iCs w:val="0"/>
-          <w:color w:val="000000"/>
-          <w:sz w:val="20"/>
-          <w:szCs w:val="20"/>
-          <w:u w:val="none"/>
-        </w:rPr>
-      </w:pPr>
-      <w:r>
-        <w:rPr>
-          <w:rFonts w:ascii="Malgun Gothic" w:cs="Malgun Gothic" w:eastAsia="Malgun Gothic" w:hAnsi="Malgun Gothic"/>
-          <w:b w:val="0"/>
-          <w:bCs w:val="0"/>
-          <w:i w:val="0"/>
-          <w:iCs w:val="0"/>
-          <w:color w:val="000000"/>
-          <w:sz w:val="20"/>
-          <w:szCs w:val="20"/>
-          <w:u w:val="none"/>
-        </w:rPr>
-        <w:t>Ex)  My phone keeps ringing during meetings — it's so embarrassing.</w:t>
-      </w:r>
-      <w:r>
-        <w:rPr>
-          <w:rFonts w:ascii="Malgun Gothic" w:cs="Malgun Gothic" w:eastAsia="Malgun Gothic" w:hAnsi="Malgun Gothic"/>
-          <w:b w:val="0"/>
-          <w:bCs w:val="0"/>
-          <w:i w:val="0"/>
-          <w:iCs w:val="0"/>
-          <w:color w:val="000000"/>
-          <w:sz w:val="20"/>
-          <w:szCs w:val="20"/>
-          <w:u w:val="none"/>
-        </w:rPr>
-        <w:br w:type="textWrapping"/>
-      </w:r>
-      <w:r>
-        <w:rPr>
-          <w:rFonts w:ascii="Malgun Gothic" w:cs="Malgun Gothic" w:eastAsia="Malgun Gothic" w:hAnsi="Malgun Gothic"/>
-          <w:b w:val="0"/>
-          <w:bCs w:val="0"/>
-          <w:i w:val="0"/>
-          <w:iCs w:val="0"/>
-          <w:color w:val="505050"/>
-          <w:sz w:val="18"/>
-          <w:szCs w:val="18"/>
-          <w:u w:val="none"/>
-        </w:rPr>
-        <w:t xml:space="preserve">      회의 중에 휴대폰이 계속 울려요 — 너무 민망해요.</w:t>
-      </w:r>
-    </w:p>
-    <w:p>
-      <w:pPr>
-        <w:spacing w:after="0" w:before="0" w:line="240" w:lineRule="auto"/>
-        <w:ind w:left="0" w:right="0" w:firstLine="0"/>
-        <w:jc w:val="left"/>
-        <w:rPr>
-          <w:rFonts w:ascii="Malgun Gothic" w:cs="Malgun Gothic" w:eastAsia="Malgun Gothic" w:hAnsi="Malgun Gothic"/>
-          <w:b w:val="0"/>
-          <w:bCs w:val="0"/>
-          <w:i w:val="0"/>
-          <w:iCs w:val="0"/>
-          <w:color w:val="000000"/>
-          <w:sz w:val="20"/>
-          <w:szCs w:val="20"/>
-          <w:u w:val="none"/>
-        </w:rPr>
-      </w:pPr>
-    </w:p>
-    <w:p>
-      <w:pPr>
-        <w:spacing w:after="0" w:before="0" w:line="240" w:lineRule="auto"/>
-        <w:ind w:left="0" w:right="0" w:firstLine="0"/>
-        <w:jc w:val="center"/>
-        <w:rPr>
-          <w:rFonts w:ascii="Malgun Gothic" w:cs="Malgun Gothic" w:eastAsia="Malgun Gothic" w:hAnsi="Malgun Gothic"/>
-          <w:b w:val="0"/>
-          <w:bCs w:val="0"/>
-          <w:i w:val="0"/>
-          <w:iCs w:val="0"/>
-          <w:color w:val="000000"/>
-          <w:sz w:val="20"/>
-          <w:szCs w:val="20"/>
-          <w:u w:val="none"/>
-        </w:rPr>
-      </w:pPr>
-      <w:r>
-        <w:rPr>
-          <w:rFonts w:ascii="Malgun Gothic" w:cs="Malgun Gothic" w:eastAsia="Malgun Gothic" w:hAnsi="Malgun Gothic"/>
-          <w:b w:val="1"/>
-          <w:bCs w:val="1"/>
-          <w:i w:val="0"/>
-          <w:iCs w:val="0"/>
-          <w:color w:val="4472c4"/>
-          <w:sz w:val="22"/>
-          <w:szCs w:val="22"/>
-          <w:u w:val="none"/>
-        </w:rPr>
-        <w:t>these days</w:t>
-      </w:r>
-    </w:p>
-    <w:p>
-      <w:pPr>
-        <w:spacing w:after="0" w:before="0" w:line="240" w:lineRule="auto"/>
-        <w:ind w:left="0" w:right="0" w:firstLine="0"/>
-        <w:jc w:val="left"/>
-        <w:rPr>
-          <w:rFonts w:ascii="Malgun Gothic" w:cs="Malgun Gothic" w:eastAsia="Malgun Gothic" w:hAnsi="Malgun Gothic"/>
-          <w:b w:val="0"/>
-          <w:bCs w:val="0"/>
-          <w:i w:val="0"/>
-          <w:iCs w:val="0"/>
-          <w:color w:val="000000"/>
-          <w:sz w:val="20"/>
-          <w:szCs w:val="20"/>
-          <w:u w:val="none"/>
-        </w:rPr>
-      </w:pPr>
-      <w:r>
-        <w:rPr>
-          <w:rFonts w:ascii="Malgun Gothic" w:cs="Malgun Gothic" w:eastAsia="Malgun Gothic" w:hAnsi="Malgun Gothic"/>
-          <w:b w:val="0"/>
-          <w:bCs w:val="0"/>
-          <w:i w:val="0"/>
-          <w:iCs w:val="0"/>
-          <w:color w:val="505050"/>
-          <w:sz w:val="18"/>
-          <w:szCs w:val="18"/>
-          <w:u w:val="none"/>
-        </w:rPr>
-        <w:t>요즘에는</w:t>
-      </w:r>
-    </w:p>
-    <w:p>
-      <w:pPr>
-        <w:spacing w:after="0" w:before="0" w:line="240" w:lineRule="auto"/>
-        <w:ind w:left="0" w:right="0" w:firstLine="0"/>
-        <w:jc w:val="left"/>
-        <w:rPr>
-          <w:rFonts w:ascii="Malgun Gothic" w:cs="Malgun Gothic" w:eastAsia="Malgun Gothic" w:hAnsi="Malgun Gothic"/>
-          <w:b w:val="0"/>
-          <w:bCs w:val="0"/>
-          <w:i w:val="0"/>
-          <w:iCs w:val="0"/>
-          <w:color w:val="000000"/>
-          <w:sz w:val="20"/>
-          <w:szCs w:val="20"/>
-          <w:u w:val="none"/>
-        </w:rPr>
-      </w:pPr>
-      <w:r>
-        <w:rPr>
-          <w:rFonts w:ascii="Malgun Gothic" w:cs="Malgun Gothic" w:eastAsia="Malgun Gothic" w:hAnsi="Malgun Gothic"/>
-          <w:b w:val="1"/>
-          <w:bCs w:val="1"/>
-          <w:i w:val="0"/>
-          <w:iCs w:val="0"/>
-          <w:color w:val="000000"/>
-          <w:sz w:val="20"/>
-          <w:szCs w:val="20"/>
-          <w:u w:val="none"/>
-        </w:rPr>
-        <w:t xml:space="preserve">+    </w:t>
-      </w:r>
-      <w:r>
-        <w:rPr>
-          <w:rFonts w:ascii="Malgun Gothic" w:cs="Malgun Gothic" w:eastAsia="Malgun Gothic" w:hAnsi="Malgun Gothic"/>
-          <w:b w:val="0"/>
-          <w:bCs w:val="0"/>
-          <w:i w:val="0"/>
-          <w:iCs w:val="0"/>
-          <w:color w:val="000000"/>
-          <w:sz w:val="20"/>
-          <w:szCs w:val="20"/>
-          <w:u w:val="none"/>
-        </w:rPr>
-        <w:t>lately  —  최근에</w:t>
-      </w:r>
-    </w:p>
-    <w:p>
-      <w:pPr>
-        <w:spacing w:after="0" w:before="0" w:line="240" w:lineRule="auto"/>
-        <w:ind w:left="0" w:right="0" w:firstLine="0"/>
-        <w:jc w:val="left"/>
-        <w:rPr>
-          <w:rFonts w:ascii="Malgun Gothic" w:cs="Malgun Gothic" w:eastAsia="Malgun Gothic" w:hAnsi="Malgun Gothic"/>
-          <w:b w:val="0"/>
-          <w:bCs w:val="0"/>
-          <w:i w:val="0"/>
-          <w:iCs w:val="0"/>
-          <w:color w:val="000000"/>
-          <w:sz w:val="20"/>
-          <w:szCs w:val="20"/>
-          <w:u w:val="none"/>
-        </w:rPr>
-      </w:pPr>
-      <w:r>
-        <w:rPr>
-          <w:rFonts w:ascii="Malgun Gothic" w:cs="Malgun Gothic" w:eastAsia="Malgun Gothic" w:hAnsi="Malgun Gothic"/>
-          <w:b w:val="1"/>
-          <w:bCs w:val="1"/>
-          <w:i w:val="0"/>
-          <w:iCs w:val="0"/>
-          <w:color w:val="000000"/>
-          <w:sz w:val="20"/>
-          <w:szCs w:val="20"/>
-          <w:u w:val="none"/>
-        </w:rPr>
-        <w:t xml:space="preserve">+    </w:t>
-      </w:r>
-      <w:r>
-        <w:rPr>
-          <w:rFonts w:ascii="Malgun Gothic" w:cs="Malgun Gothic" w:eastAsia="Malgun Gothic" w:hAnsi="Malgun Gothic"/>
-          <w:b w:val="0"/>
-          <w:bCs w:val="0"/>
-          <w:i w:val="0"/>
-          <w:iCs w:val="0"/>
-          <w:color w:val="000000"/>
-          <w:sz w:val="20"/>
-          <w:szCs w:val="20"/>
-          <w:u w:val="none"/>
-        </w:rPr>
-        <w:t>nowadays  —  요즘은</w:t>
-      </w:r>
-    </w:p>
-    <w:p>
-      <w:pPr>
-        <w:spacing w:after="0" w:before="0" w:line="240" w:lineRule="auto"/>
-        <w:ind w:left="0" w:right="0" w:firstLine="0"/>
-        <w:jc w:val="left"/>
-        <w:rPr>
-          <w:rFonts w:ascii="Malgun Gothic" w:cs="Malgun Gothic" w:eastAsia="Malgun Gothic" w:hAnsi="Malgun Gothic"/>
-          <w:b w:val="0"/>
-          <w:bCs w:val="0"/>
-          <w:i w:val="0"/>
-          <w:iCs w:val="0"/>
-          <w:color w:val="000000"/>
-          <w:sz w:val="20"/>
-          <w:szCs w:val="20"/>
-          <w:u w:val="none"/>
-        </w:rPr>
-      </w:pPr>
-      <w:r>
-        <w:rPr>
-          <w:rFonts w:ascii="Malgun Gothic" w:cs="Malgun Gothic" w:eastAsia="Malgun Gothic" w:hAnsi="Malgun Gothic"/>
-          <w:b w:val="0"/>
-          <w:bCs w:val="0"/>
-          <w:i w:val="0"/>
-          <w:iCs w:val="0"/>
-          <w:color w:val="000000"/>
-          <w:sz w:val="20"/>
-          <w:szCs w:val="20"/>
-          <w:u w:val="none"/>
-        </w:rPr>
-        <w:t>Ex)  These days, I'm trying to sleep before midnight.</w:t>
-      </w:r>
-      <w:r>
-        <w:rPr>
-          <w:rFonts w:ascii="Malgun Gothic" w:cs="Malgun Gothic" w:eastAsia="Malgun Gothic" w:hAnsi="Malgun Gothic"/>
-          <w:b w:val="0"/>
-          <w:bCs w:val="0"/>
-          <w:i w:val="0"/>
-          <w:iCs w:val="0"/>
-          <w:color w:val="000000"/>
-          <w:sz w:val="20"/>
-          <w:szCs w:val="20"/>
-          <w:u w:val="none"/>
-        </w:rPr>
-        <w:br w:type="textWrapping"/>
-      </w:r>
-      <w:r>
-        <w:rPr>
-          <w:rFonts w:ascii="Malgun Gothic" w:cs="Malgun Gothic" w:eastAsia="Malgun Gothic" w:hAnsi="Malgun Gothic"/>
-          <w:b w:val="0"/>
-          <w:bCs w:val="0"/>
-          <w:i w:val="0"/>
-          <w:iCs w:val="0"/>
-          <w:color w:val="505050"/>
-          <w:sz w:val="18"/>
-          <w:szCs w:val="18"/>
-          <w:u w:val="none"/>
-        </w:rPr>
-        <w:t xml:space="preserve">      요즘은 자정 전에 자려고 노력 중이에요.</w:t>
-      </w:r>
-    </w:p>
-    <w:p>
-      <w:pPr>
-        <w:spacing w:after="0" w:before="0" w:line="240" w:lineRule="auto"/>
-        <w:ind w:left="0" w:right="0" w:firstLine="0"/>
-        <w:jc w:val="left"/>
-        <w:rPr>
-          <w:rFonts w:ascii="Malgun Gothic" w:cs="Malgun Gothic" w:eastAsia="Malgun Gothic" w:hAnsi="Malgun Gothic"/>
-          <w:b w:val="0"/>
-          <w:bCs w:val="0"/>
-          <w:i w:val="0"/>
-          <w:iCs w:val="0"/>
-          <w:color w:val="000000"/>
-          <w:sz w:val="20"/>
-          <w:szCs w:val="20"/>
-          <w:u w:val="none"/>
-        </w:rPr>
-      </w:pPr>
-    </w:p>
-    <w:p>
-      <w:pPr>
-        <w:spacing w:after="0" w:before="0" w:line="240" w:lineRule="auto"/>
-        <w:ind w:left="0" w:right="0" w:firstLine="0"/>
-        <w:jc w:val="center"/>
-        <w:rPr>
-          <w:rFonts w:ascii="Malgun Gothic" w:cs="Malgun Gothic" w:eastAsia="Malgun Gothic" w:hAnsi="Malgun Gothic"/>
-          <w:b w:val="0"/>
-          <w:bCs w:val="0"/>
-          <w:i w:val="0"/>
-          <w:iCs w:val="0"/>
-          <w:color w:val="000000"/>
-          <w:sz w:val="20"/>
-          <w:szCs w:val="20"/>
-          <w:u w:val="none"/>
-        </w:rPr>
-      </w:pPr>
-      <w:r>
-        <w:rPr>
-          <w:rFonts w:ascii="Malgun Gothic" w:cs="Malgun Gothic" w:eastAsia="Malgun Gothic" w:hAnsi="Malgun Gothic"/>
-          <w:b w:val="1"/>
-          <w:bCs w:val="1"/>
-          <w:i w:val="0"/>
-          <w:iCs w:val="0"/>
-          <w:color w:val="4472c4"/>
-          <w:sz w:val="22"/>
-          <w:szCs w:val="22"/>
-          <w:u w:val="none"/>
-        </w:rPr>
-        <w:t>come up</w:t>
-      </w:r>
-    </w:p>
-    <w:p>
-      <w:pPr>
-        <w:spacing w:after="0" w:before="0" w:line="240" w:lineRule="auto"/>
-        <w:ind w:left="0" w:right="0" w:firstLine="0"/>
-        <w:jc w:val="left"/>
-        <w:rPr>
-          <w:rFonts w:ascii="Malgun Gothic" w:cs="Malgun Gothic" w:eastAsia="Malgun Gothic" w:hAnsi="Malgun Gothic"/>
-          <w:b w:val="0"/>
-          <w:bCs w:val="0"/>
-          <w:i w:val="0"/>
-          <w:iCs w:val="0"/>
-          <w:color w:val="000000"/>
-          <w:sz w:val="20"/>
-          <w:szCs w:val="20"/>
-          <w:u w:val="none"/>
-        </w:rPr>
-      </w:pPr>
-      <w:r>
-        <w:rPr>
-          <w:rFonts w:ascii="Malgun Gothic" w:cs="Malgun Gothic" w:eastAsia="Malgun Gothic" w:hAnsi="Malgun Gothic"/>
-          <w:b w:val="0"/>
-          <w:bCs w:val="0"/>
-          <w:i w:val="0"/>
-          <w:iCs w:val="0"/>
-          <w:color w:val="505050"/>
-          <w:sz w:val="18"/>
-          <w:szCs w:val="18"/>
-          <w:u w:val="none"/>
-        </w:rPr>
-        <w:t>(화면·차트·대화에) 나오다, 올라오다</w:t>
-      </w:r>
-    </w:p>
-    <w:p>
-      <w:pPr>
-        <w:spacing w:after="0" w:before="0" w:line="240" w:lineRule="auto"/>
-        <w:ind w:left="0" w:right="0" w:firstLine="0"/>
-        <w:jc w:val="left"/>
-        <w:rPr>
-          <w:rFonts w:ascii="Malgun Gothic" w:cs="Malgun Gothic" w:eastAsia="Malgun Gothic" w:hAnsi="Malgun Gothic"/>
-          <w:b w:val="0"/>
-          <w:bCs w:val="0"/>
-          <w:i w:val="0"/>
-          <w:iCs w:val="0"/>
-          <w:color w:val="000000"/>
-          <w:sz w:val="20"/>
-          <w:szCs w:val="20"/>
-          <w:u w:val="none"/>
-        </w:rPr>
-      </w:pPr>
-      <w:r>
-        <w:rPr>
-          <w:rFonts w:ascii="Malgun Gothic" w:cs="Malgun Gothic" w:eastAsia="Malgun Gothic" w:hAnsi="Malgun Gothic"/>
-          <w:b w:val="1"/>
-          <w:bCs w:val="1"/>
-          <w:i w:val="0"/>
-          <w:iCs w:val="0"/>
-          <w:color w:val="000000"/>
-          <w:sz w:val="20"/>
-          <w:szCs w:val="20"/>
-          <w:u w:val="none"/>
-        </w:rPr>
-        <w:t xml:space="preserve">+    </w:t>
-      </w:r>
-      <w:r>
-        <w:rPr>
-          <w:rFonts w:ascii="Malgun Gothic" w:cs="Malgun Gothic" w:eastAsia="Malgun Gothic" w:hAnsi="Malgun Gothic"/>
-          <w:b w:val="0"/>
-          <w:bCs w:val="0"/>
-          <w:i w:val="0"/>
-          <w:iCs w:val="0"/>
-          <w:color w:val="000000"/>
-          <w:sz w:val="20"/>
-          <w:szCs w:val="20"/>
-          <w:u w:val="none"/>
-        </w:rPr>
-        <w:t>pop up  —  불쑥 나타나다</w:t>
-      </w:r>
-    </w:p>
-    <w:p>
-      <w:pPr>
-        <w:spacing w:after="0" w:before="0" w:line="240" w:lineRule="auto"/>
-        <w:ind w:left="0" w:right="0" w:firstLine="0"/>
-        <w:jc w:val="left"/>
-        <w:rPr>
-          <w:rFonts w:ascii="Malgun Gothic" w:cs="Malgun Gothic" w:eastAsia="Malgun Gothic" w:hAnsi="Malgun Gothic"/>
-          <w:b w:val="0"/>
-          <w:bCs w:val="0"/>
-          <w:i w:val="0"/>
-          <w:iCs w:val="0"/>
-          <w:color w:val="000000"/>
-          <w:sz w:val="20"/>
-          <w:szCs w:val="20"/>
-          <w:u w:val="none"/>
-        </w:rPr>
-      </w:pPr>
-      <w:r>
-        <w:rPr>
-          <w:rFonts w:ascii="Malgun Gothic" w:cs="Malgun Gothic" w:eastAsia="Malgun Gothic" w:hAnsi="Malgun Gothic"/>
-          <w:b w:val="1"/>
-          <w:bCs w:val="1"/>
-          <w:i w:val="0"/>
-          <w:iCs w:val="0"/>
-          <w:color w:val="000000"/>
-          <w:sz w:val="20"/>
-          <w:szCs w:val="20"/>
-          <w:u w:val="none"/>
-        </w:rPr>
-        <w:t xml:space="preserve">+    </w:t>
-      </w:r>
-      <w:r>
-        <w:rPr>
-          <w:rFonts w:ascii="Malgun Gothic" w:cs="Malgun Gothic" w:eastAsia="Malgun Gothic" w:hAnsi="Malgun Gothic"/>
-          <w:b w:val="0"/>
-          <w:bCs w:val="0"/>
-          <w:i w:val="0"/>
-          <w:iCs w:val="0"/>
-          <w:color w:val="000000"/>
-          <w:sz w:val="20"/>
-          <w:szCs w:val="20"/>
-          <w:u w:val="none"/>
-        </w:rPr>
-        <w:t>show up  —  나타나다</w:t>
+        <w:t>show up</w:t>
       </w:r>
     </w:p>
     <w:p>
@@ -2489,34 +2164,6 @@
           <w:u w:val="none"/>
         </w:rPr>
         <w:t>Ex)  Your name came up in our conversation yesterday.</w:t>
-      </w:r>
-      <w:r>
-        <w:rPr>
-          <w:rFonts w:ascii="Malgun Gothic" w:cs="Malgun Gothic" w:eastAsia="Malgun Gothic" w:hAnsi="Malgun Gothic"/>
-          <w:b w:val="0"/>
-          <w:bCs w:val="0"/>
-          <w:i w:val="0"/>
-          <w:iCs w:val="0"/>
-          <w:color w:val="000000"/>
-          <w:sz w:val="20"/>
-          <w:szCs w:val="20"/>
-          <w:u w:val="none"/>
-        </w:rPr>
-        <w:br w:type="textWrapping"/>
-      </w:r>
-      <w:r>
-        <w:rPr>
-          <w:rFonts w:ascii="Malgun Gothic" w:cs="Malgun Gothic" w:eastAsia="Malgun Gothic" w:hAnsi="Malgun Gothic"/>
-          <w:b w:val="0"/>
-          <w:bCs w:val="0"/>
-          <w:i w:val="0"/>
-          <w:iCs w:val="0"/>
-          <w:color w:val="505050"/>
-          <w:sz w:val="18"/>
-          <w:szCs w:val="18"/>
-          <w:u w:val="none"/>
-        </w:rPr>
-        <w:t xml:space="preserve">      어제 대화에서 당신 이름이 나왔어요.</w:t>
       </w:r>
     </w:p>
     <w:p>
@@ -2685,7 +2332,7 @@
           <w:szCs w:val="18"/>
           <w:u w:val="none"/>
         </w:rPr>
-        <w:t>영상을 들으며 빈칸을 채워 보세요. 2~3번 반복해서 들어도 좋습니다.</w:t>
+        <w:t xml:space="preserve">Listen to the video and fill in the blanks. You can listen two or three times.</w:t>
       </w:r>
     </w:p>
     <w:p>
@@ -3153,378 +2800,6 @@
           <w:u w:val="none"/>
         </w:rPr>
       </w:pPr>
-    </w:p>
-    <w:p>
-      <w:pPr>
-        <w:spacing w:after="0" w:before="0" w:line="240" w:lineRule="auto"/>
-        <w:ind w:left="0" w:right="0" w:firstLine="0"/>
-        <w:jc w:val="left"/>
-        <w:rPr>
-          <w:rFonts w:ascii="Malgun Gothic" w:cs="Malgun Gothic" w:eastAsia="Malgun Gothic" w:hAnsi="Malgun Gothic"/>
-          <w:b w:val="0"/>
-          <w:bCs w:val="0"/>
-          <w:i w:val="0"/>
-          <w:iCs w:val="0"/>
-          <w:color w:val="000000"/>
-          <w:sz w:val="20"/>
-          <w:szCs w:val="20"/>
-          <w:u w:val="none"/>
-        </w:rPr>
-      </w:pPr>
-    </w:p>
-    <w:p>
-      <w:pPr>
-        <w:spacing w:after="0" w:before="0" w:line="240" w:lineRule="auto"/>
-        <w:ind w:left="0" w:right="0" w:firstLine="0"/>
-        <w:jc w:val="center"/>
-        <w:rPr>
-          <w:rFonts w:ascii="Malgun Gothic" w:cs="Malgun Gothic" w:eastAsia="Malgun Gothic" w:hAnsi="Malgun Gothic"/>
-          <w:b w:val="0"/>
-          <w:bCs w:val="0"/>
-          <w:i w:val="0"/>
-          <w:iCs w:val="0"/>
-          <w:color w:val="000000"/>
-          <w:sz w:val="20"/>
-          <w:szCs w:val="20"/>
-          <w:u w:val="none"/>
-        </w:rPr>
-      </w:pPr>
-      <w:r>
-        <w:rPr>
-          <w:rFonts w:ascii="Malgun Gothic" w:cs="Malgun Gothic" w:eastAsia="Malgun Gothic" w:hAnsi="Malgun Gothic"/>
-          <w:b w:val="1"/>
-          <w:bCs w:val="1"/>
-          <w:i w:val="0"/>
-          <w:iCs w:val="0"/>
-          <w:color w:val="4472c4"/>
-          <w:sz w:val="22"/>
-          <w:szCs w:val="22"/>
-          <w:u w:val="none"/>
-        </w:rPr>
-        <w:t>Answer Key</w:t>
-      </w:r>
-    </w:p>
-    <w:p>
-      <w:pPr>
-        <w:spacing w:after="0" w:before="0" w:line="240" w:lineRule="auto"/>
-        <w:ind w:left="0" w:right="0" w:firstLine="0"/>
-        <w:jc w:val="left"/>
-        <w:rPr>
-          <w:rFonts w:ascii="Malgun Gothic" w:cs="Malgun Gothic" w:eastAsia="Malgun Gothic" w:hAnsi="Malgun Gothic"/>
-          <w:b w:val="0"/>
-          <w:bCs w:val="0"/>
-          <w:i w:val="0"/>
-          <w:iCs w:val="0"/>
-          <w:color w:val="000000"/>
-          <w:sz w:val="20"/>
-          <w:szCs w:val="20"/>
-          <w:u w:val="none"/>
-        </w:rPr>
-      </w:pPr>
-      <w:r>
-        <w:rPr>
-          <w:rFonts w:ascii="Malgun Gothic" w:cs="Malgun Gothic" w:eastAsia="Malgun Gothic" w:hAnsi="Malgun Gothic"/>
-          <w:b w:val="1"/>
-          <w:bCs w:val="1"/>
-          <w:i w:val="0"/>
-          <w:iCs w:val="0"/>
-          <w:color w:val="000000"/>
-          <w:sz w:val="20"/>
-          <w:szCs w:val="20"/>
-          <w:u w:val="none"/>
-        </w:rPr>
-        <w:t xml:space="preserve">1.   </w:t>
-      </w:r>
-      <w:r>
-        <w:rPr>
-          <w:rFonts w:ascii="Malgun Gothic" w:cs="Malgun Gothic" w:eastAsia="Malgun Gothic" w:hAnsi="Malgun Gothic"/>
-          <w:b w:val="0"/>
-          <w:bCs w:val="0"/>
-          <w:i w:val="0"/>
-          <w:iCs w:val="0"/>
-          <w:color w:val="000000"/>
-          <w:sz w:val="20"/>
-          <w:szCs w:val="20"/>
-          <w:u w:val="none"/>
-        </w:rPr>
-        <w:t>coming up</w:t>
-      </w:r>
-    </w:p>
-    <w:p>
-      <w:pPr>
-        <w:spacing w:after="0" w:before="0" w:line="240" w:lineRule="auto"/>
-        <w:ind w:left="0" w:right="0" w:firstLine="0"/>
-        <w:jc w:val="left"/>
-        <w:rPr>
-          <w:rFonts w:ascii="Malgun Gothic" w:cs="Malgun Gothic" w:eastAsia="Malgun Gothic" w:hAnsi="Malgun Gothic"/>
-          <w:b w:val="0"/>
-          <w:bCs w:val="0"/>
-          <w:i w:val="0"/>
-          <w:iCs w:val="0"/>
-          <w:color w:val="000000"/>
-          <w:sz w:val="20"/>
-          <w:szCs w:val="20"/>
-          <w:u w:val="none"/>
-        </w:rPr>
-      </w:pPr>
-      <w:r>
-        <w:rPr>
-          <w:rFonts w:ascii="Malgun Gothic" w:cs="Malgun Gothic" w:eastAsia="Malgun Gothic" w:hAnsi="Malgun Gothic"/>
-          <w:b w:val="1"/>
-          <w:bCs w:val="1"/>
-          <w:i w:val="0"/>
-          <w:iCs w:val="0"/>
-          <w:color w:val="000000"/>
-          <w:sz w:val="20"/>
-          <w:szCs w:val="20"/>
-          <w:u w:val="none"/>
-        </w:rPr>
-        <w:t xml:space="preserve">2.   </w:t>
-      </w:r>
-      <w:r>
-        <w:rPr>
-          <w:rFonts w:ascii="Malgun Gothic" w:cs="Malgun Gothic" w:eastAsia="Malgun Gothic" w:hAnsi="Malgun Gothic"/>
-          <w:b w:val="0"/>
-          <w:bCs w:val="0"/>
-          <w:i w:val="0"/>
-          <w:iCs w:val="0"/>
-          <w:color w:val="000000"/>
-          <w:sz w:val="20"/>
-          <w:szCs w:val="20"/>
-          <w:u w:val="none"/>
-        </w:rPr>
-        <w:t>enjoy / so many times</w:t>
-      </w:r>
-    </w:p>
-    <w:p>
-      <w:pPr>
-        <w:spacing w:after="0" w:before="0" w:line="240" w:lineRule="auto"/>
-        <w:ind w:left="0" w:right="0" w:firstLine="0"/>
-        <w:jc w:val="left"/>
-        <w:rPr>
-          <w:rFonts w:ascii="Malgun Gothic" w:cs="Malgun Gothic" w:eastAsia="Malgun Gothic" w:hAnsi="Malgun Gothic"/>
-          <w:b w:val="0"/>
-          <w:bCs w:val="0"/>
-          <w:i w:val="0"/>
-          <w:iCs w:val="0"/>
-          <w:color w:val="000000"/>
-          <w:sz w:val="20"/>
-          <w:szCs w:val="20"/>
-          <w:u w:val="none"/>
-        </w:rPr>
-      </w:pPr>
-      <w:r>
-        <w:rPr>
-          <w:rFonts w:ascii="Malgun Gothic" w:cs="Malgun Gothic" w:eastAsia="Malgun Gothic" w:hAnsi="Malgun Gothic"/>
-          <w:b w:val="1"/>
-          <w:bCs w:val="1"/>
-          <w:i w:val="0"/>
-          <w:iCs w:val="0"/>
-          <w:color w:val="000000"/>
-          <w:sz w:val="20"/>
-          <w:szCs w:val="20"/>
-          <w:u w:val="none"/>
-        </w:rPr>
-        <w:t xml:space="preserve">3.   </w:t>
-      </w:r>
-      <w:r>
-        <w:rPr>
-          <w:rFonts w:ascii="Malgun Gothic" w:cs="Malgun Gothic" w:eastAsia="Malgun Gothic" w:hAnsi="Malgun Gothic"/>
-          <w:b w:val="0"/>
-          <w:bCs w:val="0"/>
-          <w:i w:val="0"/>
-          <w:iCs w:val="0"/>
-          <w:color w:val="000000"/>
-          <w:sz w:val="20"/>
-          <w:szCs w:val="20"/>
-          <w:u w:val="none"/>
-        </w:rPr>
-        <w:t>keeps happening</w:t>
-      </w:r>
-    </w:p>
-    <w:p>
-      <w:pPr>
-        <w:spacing w:after="0" w:before="0" w:line="240" w:lineRule="auto"/>
-        <w:ind w:left="0" w:right="0" w:firstLine="0"/>
-        <w:jc w:val="left"/>
-        <w:rPr>
-          <w:rFonts w:ascii="Malgun Gothic" w:cs="Malgun Gothic" w:eastAsia="Malgun Gothic" w:hAnsi="Malgun Gothic"/>
-          <w:b w:val="0"/>
-          <w:bCs w:val="0"/>
-          <w:i w:val="0"/>
-          <w:iCs w:val="0"/>
-          <w:color w:val="000000"/>
-          <w:sz w:val="20"/>
-          <w:szCs w:val="20"/>
-          <w:u w:val="none"/>
-        </w:rPr>
-      </w:pPr>
-      <w:r>
-        <w:rPr>
-          <w:rFonts w:ascii="Malgun Gothic" w:cs="Malgun Gothic" w:eastAsia="Malgun Gothic" w:hAnsi="Malgun Gothic"/>
-          <w:b w:val="1"/>
-          <w:bCs w:val="1"/>
-          <w:i w:val="0"/>
-          <w:iCs w:val="0"/>
-          <w:color w:val="000000"/>
-          <w:sz w:val="20"/>
-          <w:szCs w:val="20"/>
-          <w:u w:val="none"/>
-        </w:rPr>
-        <w:t xml:space="preserve">4.   </w:t>
-      </w:r>
-      <w:r>
-        <w:rPr>
-          <w:rFonts w:ascii="Malgun Gothic" w:cs="Malgun Gothic" w:eastAsia="Malgun Gothic" w:hAnsi="Malgun Gothic"/>
-          <w:b w:val="0"/>
-          <w:bCs w:val="0"/>
-          <w:i w:val="0"/>
-          <w:iCs w:val="0"/>
-          <w:color w:val="000000"/>
-          <w:sz w:val="20"/>
-          <w:szCs w:val="20"/>
-          <w:u w:val="none"/>
-        </w:rPr>
-        <w:t>to-do list</w:t>
-      </w:r>
-    </w:p>
-    <w:p>
-      <w:pPr>
-        <w:spacing w:after="0" w:before="0" w:line="240" w:lineRule="auto"/>
-        <w:ind w:left="0" w:right="0" w:firstLine="0"/>
-        <w:jc w:val="left"/>
-        <w:rPr>
-          <w:rFonts w:ascii="Malgun Gothic" w:cs="Malgun Gothic" w:eastAsia="Malgun Gothic" w:hAnsi="Malgun Gothic"/>
-          <w:b w:val="0"/>
-          <w:bCs w:val="0"/>
-          <w:i w:val="0"/>
-          <w:iCs w:val="0"/>
-          <w:color w:val="000000"/>
-          <w:sz w:val="20"/>
-          <w:szCs w:val="20"/>
-          <w:u w:val="none"/>
-        </w:rPr>
-      </w:pPr>
-      <w:r>
-        <w:rPr>
-          <w:rFonts w:ascii="Malgun Gothic" w:cs="Malgun Gothic" w:eastAsia="Malgun Gothic" w:hAnsi="Malgun Gothic"/>
-          <w:b w:val="1"/>
-          <w:bCs w:val="1"/>
-          <w:i w:val="0"/>
-          <w:iCs w:val="0"/>
-          <w:color w:val="000000"/>
-          <w:sz w:val="20"/>
-          <w:szCs w:val="20"/>
-          <w:u w:val="none"/>
-        </w:rPr>
-        <w:t xml:space="preserve">5.   </w:t>
-      </w:r>
-      <w:r>
-        <w:rPr>
-          <w:rFonts w:ascii="Malgun Gothic" w:cs="Malgun Gothic" w:eastAsia="Malgun Gothic" w:hAnsi="Malgun Gothic"/>
-          <w:b w:val="0"/>
-          <w:bCs w:val="0"/>
-          <w:i w:val="0"/>
-          <w:iCs w:val="0"/>
-          <w:color w:val="000000"/>
-          <w:sz w:val="20"/>
-          <w:szCs w:val="20"/>
-          <w:u w:val="none"/>
-        </w:rPr>
-        <w:t>yes and no</w:t>
-      </w:r>
-    </w:p>
-    <w:p>
-      <w:pPr>
-        <w:spacing w:after="0" w:before="0" w:line="240" w:lineRule="auto"/>
-        <w:ind w:left="0" w:right="0" w:firstLine="0"/>
-        <w:jc w:val="left"/>
-        <w:rPr>
-          <w:rFonts w:ascii="Malgun Gothic" w:cs="Malgun Gothic" w:eastAsia="Malgun Gothic" w:hAnsi="Malgun Gothic"/>
-          <w:b w:val="0"/>
-          <w:bCs w:val="0"/>
-          <w:i w:val="0"/>
-          <w:iCs w:val="0"/>
-          <w:color w:val="000000"/>
-          <w:sz w:val="20"/>
-          <w:szCs w:val="20"/>
-          <w:u w:val="none"/>
-        </w:rPr>
-      </w:pPr>
-      <w:r>
-        <w:rPr>
-          <w:rFonts w:ascii="Malgun Gothic" w:cs="Malgun Gothic" w:eastAsia="Malgun Gothic" w:hAnsi="Malgun Gothic"/>
-          <w:b w:val="1"/>
-          <w:bCs w:val="1"/>
-          <w:i w:val="0"/>
-          <w:iCs w:val="0"/>
-          <w:color w:val="000000"/>
-          <w:sz w:val="20"/>
-          <w:szCs w:val="20"/>
-          <w:u w:val="none"/>
-        </w:rPr>
-        <w:t xml:space="preserve">6.   </w:t>
-      </w:r>
-      <w:r>
-        <w:rPr>
-          <w:rFonts w:ascii="Malgun Gothic" w:cs="Malgun Gothic" w:eastAsia="Malgun Gothic" w:hAnsi="Malgun Gothic"/>
-          <w:b w:val="0"/>
-          <w:bCs w:val="0"/>
-          <w:i w:val="0"/>
-          <w:iCs w:val="0"/>
-          <w:color w:val="000000"/>
-          <w:sz w:val="20"/>
-          <w:szCs w:val="20"/>
-          <w:u w:val="none"/>
-        </w:rPr>
-        <w:t>working / what, have to do</w:t>
-      </w:r>
-    </w:p>
-    <w:p>
-      <w:pPr>
-        <w:spacing w:after="0" w:before="0" w:line="240" w:lineRule="auto"/>
-        <w:ind w:left="0" w:right="0" w:firstLine="0"/>
-        <w:jc w:val="left"/>
-        <w:rPr>
-          <w:rFonts w:ascii="Malgun Gothic" w:cs="Malgun Gothic" w:eastAsia="Malgun Gothic" w:hAnsi="Malgun Gothic"/>
-          <w:b w:val="0"/>
-          <w:bCs w:val="0"/>
-          <w:i w:val="0"/>
-          <w:iCs w:val="0"/>
-          <w:color w:val="000000"/>
-          <w:sz w:val="20"/>
-          <w:szCs w:val="20"/>
-          <w:u w:val="none"/>
-        </w:rPr>
-      </w:pPr>
-      <w:r>
-        <w:rPr>
-          <w:rFonts w:ascii="Malgun Gothic" w:cs="Malgun Gothic" w:eastAsia="Malgun Gothic" w:hAnsi="Malgun Gothic"/>
-          <w:b w:val="1"/>
-          <w:bCs w:val="1"/>
-          <w:i w:val="0"/>
-          <w:iCs w:val="0"/>
-          <w:color w:val="000000"/>
-          <w:sz w:val="20"/>
-          <w:szCs w:val="20"/>
-          <w:u w:val="none"/>
-        </w:rPr>
-        <w:t xml:space="preserve">7.   </w:t>
-      </w:r>
-      <w:r>
-        <w:rPr>
-          <w:rFonts w:ascii="Malgun Gothic" w:cs="Malgun Gothic" w:eastAsia="Malgun Gothic" w:hAnsi="Malgun Gothic"/>
-          <w:b w:val="0"/>
-          <w:bCs w:val="0"/>
-          <w:i w:val="0"/>
-          <w:iCs w:val="0"/>
-          <w:color w:val="000000"/>
-          <w:sz w:val="20"/>
-          <w:szCs w:val="20"/>
-          <w:u w:val="none"/>
-        </w:rPr>
-        <w:t>these days</w:t>
-      </w:r>
     </w:p>
     <w:p>
       <w:r>
@@ -3674,7 +2949,7 @@
           <w:szCs w:val="18"/>
           <w:u w:val="none"/>
         </w:rPr>
-        <w:t>영상을 보고 답해 보세요. (아래는 모범답변입니다)</w:t>
+        <w:t xml:space="preserve">Watch the video and answer the questions.</w:t>
       </w:r>
     </w:p>
     <w:p>
@@ -3758,52 +3033,6 @@
           <w:u w:val="none"/>
         </w:rPr>
       </w:pPr>
-      <w:r>
-        <w:rPr>
-          <w:rFonts w:ascii="Malgun Gothic" w:cs="Malgun Gothic" w:eastAsia="Malgun Gothic" w:hAnsi="Malgun Gothic"/>
-          <w:b w:val="1"/>
-          <w:bCs w:val="1"/>
-          <w:i w:val="0"/>
-          <w:iCs w:val="0"/>
-          <w:color w:val="000000"/>
-          <w:sz w:val="20"/>
-          <w:szCs w:val="20"/>
-          <w:u w:val="none"/>
-        </w:rPr>
-        <w:t xml:space="preserve">A    </w:t>
-      </w:r>
-      <w:r>
-        <w:rPr>
-          <w:rFonts w:ascii="Malgun Gothic" w:cs="Malgun Gothic" w:eastAsia="Malgun Gothic" w:hAnsi="Malgun Gothic"/>
-          <w:b w:val="0"/>
-          <w:bCs w:val="0"/>
-          <w:i w:val="0"/>
-          <w:iCs w:val="0"/>
-          <w:color w:val="000000"/>
-          <w:sz w:val="20"/>
-          <w:szCs w:val="20"/>
-          <w:u w:val="none"/>
-        </w:rPr>
-        <w:t>An American radio show called The BRU Show.</w:t>
-      </w:r>
-    </w:p>
-    <w:p>
-      <w:pPr>
-        <w:spacing w:after="0" w:before="0" w:line="240" w:lineRule="auto"/>
-        <w:ind w:left="0" w:right="0" w:firstLine="0"/>
-        <w:jc w:val="left"/>
-        <w:rPr>
-          <w:rFonts w:ascii="Malgun Gothic" w:cs="Malgun Gothic" w:eastAsia="Malgun Gothic" w:hAnsi="Malgun Gothic"/>
-          <w:b w:val="0"/>
-          <w:bCs w:val="0"/>
-          <w:i w:val="0"/>
-          <w:iCs w:val="0"/>
-          <w:color w:val="000000"/>
-          <w:sz w:val="20"/>
-          <w:szCs w:val="20"/>
-          <w:u w:val="none"/>
-        </w:rPr>
-      </w:pPr>
     </w:p>
     <w:p>
       <w:pPr>
@@ -3868,52 +3097,6 @@
           <w:u w:val="none"/>
         </w:rPr>
       </w:pPr>
-      <w:r>
-        <w:rPr>
-          <w:rFonts w:ascii="Malgun Gothic" w:cs="Malgun Gothic" w:eastAsia="Malgun Gothic" w:hAnsi="Malgun Gothic"/>
-          <w:b w:val="1"/>
-          <w:bCs w:val="1"/>
-          <w:i w:val="0"/>
-          <w:iCs w:val="0"/>
-          <w:color w:val="000000"/>
-          <w:sz w:val="20"/>
-          <w:szCs w:val="20"/>
-          <w:u w:val="none"/>
-        </w:rPr>
-        <w:t xml:space="preserve">A    </w:t>
-      </w:r>
-      <w:r>
-        <w:rPr>
-          <w:rFonts w:ascii="Malgun Gothic" w:cs="Malgun Gothic" w:eastAsia="Malgun Gothic" w:hAnsi="Malgun Gothic"/>
-          <w:b w:val="0"/>
-          <w:bCs w:val="0"/>
-          <w:i w:val="0"/>
-          <w:iCs w:val="0"/>
-          <w:color w:val="000000"/>
-          <w:sz w:val="20"/>
-          <w:szCs w:val="20"/>
-          <w:u w:val="none"/>
-        </w:rPr>
-        <w:t>Not that much — because she hears herself so many times.</w:t>
-      </w:r>
-    </w:p>
-    <w:p>
-      <w:pPr>
-        <w:spacing w:after="0" w:before="0" w:line="240" w:lineRule="auto"/>
-        <w:ind w:left="0" w:right="0" w:firstLine="0"/>
-        <w:jc w:val="left"/>
-        <w:rPr>
-          <w:rFonts w:ascii="Malgun Gothic" w:cs="Malgun Gothic" w:eastAsia="Malgun Gothic" w:hAnsi="Malgun Gothic"/>
-          <w:b w:val="0"/>
-          <w:bCs w:val="0"/>
-          <w:i w:val="0"/>
-          <w:iCs w:val="0"/>
-          <w:color w:val="000000"/>
-          <w:sz w:val="20"/>
-          <w:szCs w:val="20"/>
-          <w:u w:val="none"/>
-        </w:rPr>
-      </w:pPr>
     </w:p>
     <w:p>
       <w:pPr>
@@ -3978,52 +3161,6 @@
           <w:u w:val="none"/>
         </w:rPr>
       </w:pPr>
-      <w:r>
-        <w:rPr>
-          <w:rFonts w:ascii="Malgun Gothic" w:cs="Malgun Gothic" w:eastAsia="Malgun Gothic" w:hAnsi="Malgun Gothic"/>
-          <w:b w:val="1"/>
-          <w:bCs w:val="1"/>
-          <w:i w:val="0"/>
-          <w:iCs w:val="0"/>
-          <w:color w:val="000000"/>
-          <w:sz w:val="20"/>
-          <w:szCs w:val="20"/>
-          <w:u w:val="none"/>
-        </w:rPr>
-        <w:t xml:space="preserve">A    </w:t>
-      </w:r>
-      <w:r>
-        <w:rPr>
-          <w:rFonts w:ascii="Malgun Gothic" w:cs="Malgun Gothic" w:eastAsia="Malgun Gothic" w:hAnsi="Malgun Gothic"/>
-          <w:b w:val="0"/>
-          <w:bCs w:val="0"/>
-          <w:i w:val="0"/>
-          <w:iCs w:val="0"/>
-          <w:color w:val="000000"/>
-          <w:sz w:val="20"/>
-          <w:szCs w:val="20"/>
-          <w:u w:val="none"/>
-        </w:rPr>
-        <w:t>He asked if she is a big to-do list person.</w:t>
-      </w:r>
-    </w:p>
-    <w:p>
-      <w:pPr>
-        <w:spacing w:after="0" w:before="0" w:line="240" w:lineRule="auto"/>
-        <w:ind w:left="0" w:right="0" w:firstLine="0"/>
-        <w:jc w:val="left"/>
-        <w:rPr>
-          <w:rFonts w:ascii="Malgun Gothic" w:cs="Malgun Gothic" w:eastAsia="Malgun Gothic" w:hAnsi="Malgun Gothic"/>
-          <w:b w:val="0"/>
-          <w:bCs w:val="0"/>
-          <w:i w:val="0"/>
-          <w:iCs w:val="0"/>
-          <w:color w:val="000000"/>
-          <w:sz w:val="20"/>
-          <w:szCs w:val="20"/>
-          <w:u w:val="none"/>
-        </w:rPr>
-      </w:pPr>
     </w:p>
     <w:p>
       <w:pPr>
@@ -4088,52 +3225,6 @@
           <w:u w:val="none"/>
         </w:rPr>
       </w:pPr>
-      <w:r>
-        <w:rPr>
-          <w:rFonts w:ascii="Malgun Gothic" w:cs="Malgun Gothic" w:eastAsia="Malgun Gothic" w:hAnsi="Malgun Gothic"/>
-          <w:b w:val="1"/>
-          <w:bCs w:val="1"/>
-          <w:i w:val="0"/>
-          <w:iCs w:val="0"/>
-          <w:color w:val="000000"/>
-          <w:sz w:val="20"/>
-          <w:szCs w:val="20"/>
-          <w:u w:val="none"/>
-        </w:rPr>
-        <w:t xml:space="preserve">A    </w:t>
-      </w:r>
-      <w:r>
-        <w:rPr>
-          <w:rFonts w:ascii="Malgun Gothic" w:cs="Malgun Gothic" w:eastAsia="Malgun Gothic" w:hAnsi="Malgun Gothic"/>
-          <w:b w:val="0"/>
-          <w:bCs w:val="0"/>
-          <w:i w:val="0"/>
-          <w:iCs w:val="0"/>
-          <w:color w:val="000000"/>
-          <w:sz w:val="20"/>
-          <w:szCs w:val="20"/>
-          <w:u w:val="none"/>
-        </w:rPr>
-        <w:t>Yes and no — these days she is not really a to-do list person.</w:t>
-      </w:r>
-    </w:p>
-    <w:p>
-      <w:pPr>
-        <w:spacing w:after="0" w:before="0" w:line="240" w:lineRule="auto"/>
-        <w:ind w:left="0" w:right="0" w:firstLine="0"/>
-        <w:jc w:val="left"/>
-        <w:rPr>
-          <w:rFonts w:ascii="Malgun Gothic" w:cs="Malgun Gothic" w:eastAsia="Malgun Gothic" w:hAnsi="Malgun Gothic"/>
-          <w:b w:val="0"/>
-          <w:bCs w:val="0"/>
-          <w:i w:val="0"/>
-          <w:iCs w:val="0"/>
-          <w:color w:val="000000"/>
-          <w:sz w:val="20"/>
-          <w:szCs w:val="20"/>
-          <w:u w:val="none"/>
-        </w:rPr>
-      </w:pPr>
     </w:p>
     <w:p>
       <w:pPr>
@@ -4179,52 +3270,6 @@
           <w:u w:val="none"/>
         </w:rPr>
         <w:t>Why doesn't she write to-do lists when she's busy?</w:t>
-      </w:r>
-    </w:p>
-    <w:p>
-      <w:pPr>
-        <w:spacing w:after="0" w:before="0" w:line="240" w:lineRule="auto"/>
-        <w:ind w:left="0" w:right="0" w:firstLine="0"/>
-        <w:jc w:val="left"/>
-        <w:rPr>
-          <w:rFonts w:ascii="Malgun Gothic" w:cs="Malgun Gothic" w:eastAsia="Malgun Gothic" w:hAnsi="Malgun Gothic"/>
-          <w:b w:val="0"/>
-          <w:bCs w:val="0"/>
-          <w:i w:val="0"/>
-          <w:iCs w:val="0"/>
-          <w:color w:val="000000"/>
-          <w:sz w:val="20"/>
-          <w:szCs w:val="20"/>
-          <w:u w:val="none"/>
-        </w:rPr>
-      </w:pPr>
-      <w:r>
-        <w:rPr>
-          <w:rFonts w:ascii="Malgun Gothic" w:cs="Malgun Gothic" w:eastAsia="Malgun Gothic" w:hAnsi="Malgun Gothic"/>
-          <w:b w:val="1"/>
-          <w:bCs w:val="1"/>
-          <w:i w:val="0"/>
-          <w:iCs w:val="0"/>
-          <w:color w:val="000000"/>
-          <w:sz w:val="20"/>
-          <w:szCs w:val="20"/>
-          <w:u w:val="none"/>
-        </w:rPr>
-        <w:t xml:space="preserve">A    </w:t>
-      </w:r>
-      <w:r>
-        <w:rPr>
-          <w:rFonts w:ascii="Malgun Gothic" w:cs="Malgun Gothic" w:eastAsia="Malgun Gothic" w:hAnsi="Malgun Gothic"/>
-          <w:b w:val="0"/>
-          <w:bCs w:val="0"/>
-          <w:i w:val="0"/>
-          <w:iCs w:val="0"/>
-          <w:color w:val="000000"/>
-          <w:sz w:val="20"/>
-          <w:szCs w:val="20"/>
-          <w:u w:val="none"/>
-        </w:rPr>
-        <w:t>Because when she's working a lot, she doesn't want to know everything she has to do in a day.</w:t>
       </w:r>
     </w:p>
     <w:p>
@@ -4358,52 +3403,6 @@
           <w:u w:val="none"/>
         </w:rPr>
       </w:pPr>
-      <w:r>
-        <w:rPr>
-          <w:rFonts w:ascii="Malgun Gothic" w:cs="Malgun Gothic" w:eastAsia="Malgun Gothic" w:hAnsi="Malgun Gothic"/>
-          <w:b w:val="1"/>
-          <w:bCs w:val="1"/>
-          <w:i w:val="0"/>
-          <w:iCs w:val="0"/>
-          <w:color w:val="000000"/>
-          <w:sz w:val="20"/>
-          <w:szCs w:val="20"/>
-          <w:u w:val="none"/>
-        </w:rPr>
-        <w:t xml:space="preserve">A    </w:t>
-      </w:r>
-      <w:r>
-        <w:rPr>
-          <w:rFonts w:ascii="Malgun Gothic" w:cs="Malgun Gothic" w:eastAsia="Malgun Gothic" w:hAnsi="Malgun Gothic"/>
-          <w:b w:val="0"/>
-          <w:bCs w:val="0"/>
-          <w:i w:val="0"/>
-          <w:iCs w:val="0"/>
-          <w:color w:val="000000"/>
-          <w:sz w:val="20"/>
-          <w:szCs w:val="20"/>
-          <w:u w:val="none"/>
-        </w:rPr>
-        <w:t>Yes and no. I write to-do lists at work because I have to, but on weekends I don't plan anything.</w:t>
-      </w:r>
-    </w:p>
-    <w:p>
-      <w:pPr>
-        <w:spacing w:after="0" w:before="0" w:line="240" w:lineRule="auto"/>
-        <w:ind w:left="0" w:right="0" w:firstLine="0"/>
-        <w:jc w:val="left"/>
-        <w:rPr>
-          <w:rFonts w:ascii="Malgun Gothic" w:cs="Malgun Gothic" w:eastAsia="Malgun Gothic" w:hAnsi="Malgun Gothic"/>
-          <w:b w:val="0"/>
-          <w:bCs w:val="0"/>
-          <w:i w:val="0"/>
-          <w:iCs w:val="0"/>
-          <w:color w:val="000000"/>
-          <w:sz w:val="20"/>
-          <w:szCs w:val="20"/>
-          <w:u w:val="none"/>
-        </w:rPr>
-      </w:pPr>
     </w:p>
     <w:p>
       <w:pPr>
@@ -4468,52 +3467,6 @@
           <w:u w:val="none"/>
         </w:rPr>
       </w:pPr>
-      <w:r>
-        <w:rPr>
-          <w:rFonts w:ascii="Malgun Gothic" w:cs="Malgun Gothic" w:eastAsia="Malgun Gothic" w:hAnsi="Malgun Gothic"/>
-          <w:b w:val="1"/>
-          <w:bCs w:val="1"/>
-          <w:i w:val="0"/>
-          <w:iCs w:val="0"/>
-          <w:color w:val="000000"/>
-          <w:sz w:val="20"/>
-          <w:szCs w:val="20"/>
-          <w:u w:val="none"/>
-        </w:rPr>
-        <w:t xml:space="preserve">A    </w:t>
-      </w:r>
-      <w:r>
-        <w:rPr>
-          <w:rFonts w:ascii="Malgun Gothic" w:cs="Malgun Gothic" w:eastAsia="Malgun Gothic" w:hAnsi="Malgun Gothic"/>
-          <w:b w:val="0"/>
-          <w:bCs w:val="0"/>
-          <w:i w:val="0"/>
-          <w:iCs w:val="0"/>
-          <w:color w:val="000000"/>
-          <w:sz w:val="20"/>
-          <w:szCs w:val="20"/>
-          <w:u w:val="none"/>
-        </w:rPr>
-        <w:t>Camping is not my thing. I know a lot of people love it, but honestly, I don't enjoy sleeping outside.</w:t>
-      </w:r>
-    </w:p>
-    <w:p>
-      <w:pPr>
-        <w:spacing w:after="0" w:before="0" w:line="240" w:lineRule="auto"/>
-        <w:ind w:left="0" w:right="0" w:firstLine="0"/>
-        <w:jc w:val="left"/>
-        <w:rPr>
-          <w:rFonts w:ascii="Malgun Gothic" w:cs="Malgun Gothic" w:eastAsia="Malgun Gothic" w:hAnsi="Malgun Gothic"/>
-          <w:b w:val="0"/>
-          <w:bCs w:val="0"/>
-          <w:i w:val="0"/>
-          <w:iCs w:val="0"/>
-          <w:color w:val="000000"/>
-          <w:sz w:val="20"/>
-          <w:szCs w:val="20"/>
-          <w:u w:val="none"/>
-        </w:rPr>
-      </w:pPr>
     </w:p>
     <w:p>
       <w:pPr>
@@ -4559,52 +3512,6 @@
           <w:u w:val="none"/>
         </w:rPr>
         <w:t>When someone asks you a difficult question, how can "yes and no" help you?</w:t>
-      </w:r>
-    </w:p>
-    <w:p>
-      <w:pPr>
-        <w:spacing w:after="0" w:before="0" w:line="240" w:lineRule="auto"/>
-        <w:ind w:left="0" w:right="0" w:firstLine="0"/>
-        <w:jc w:val="left"/>
-        <w:rPr>
-          <w:rFonts w:ascii="Malgun Gothic" w:cs="Malgun Gothic" w:eastAsia="Malgun Gothic" w:hAnsi="Malgun Gothic"/>
-          <w:b w:val="0"/>
-          <w:bCs w:val="0"/>
-          <w:i w:val="0"/>
-          <w:iCs w:val="0"/>
-          <w:color w:val="000000"/>
-          <w:sz w:val="20"/>
-          <w:szCs w:val="20"/>
-          <w:u w:val="none"/>
-        </w:rPr>
-      </w:pPr>
-      <w:r>
-        <w:rPr>
-          <w:rFonts w:ascii="Malgun Gothic" w:cs="Malgun Gothic" w:eastAsia="Malgun Gothic" w:hAnsi="Malgun Gothic"/>
-          <w:b w:val="1"/>
-          <w:bCs w:val="1"/>
-          <w:i w:val="0"/>
-          <w:iCs w:val="0"/>
-          <w:color w:val="000000"/>
-          <w:sz w:val="20"/>
-          <w:szCs w:val="20"/>
-          <w:u w:val="none"/>
-        </w:rPr>
-        <w:t xml:space="preserve">A    </w:t>
-      </w:r>
-      <w:r>
-        <w:rPr>
-          <w:rFonts w:ascii="Malgun Gothic" w:cs="Malgun Gothic" w:eastAsia="Malgun Gothic" w:hAnsi="Malgun Gothic"/>
-          <w:b w:val="0"/>
-          <w:bCs w:val="0"/>
-          <w:i w:val="0"/>
-          <w:iCs w:val="0"/>
-          <w:color w:val="000000"/>
-          <w:sz w:val="20"/>
-          <w:szCs w:val="20"/>
-          <w:u w:val="none"/>
-        </w:rPr>
-        <w:t>It gives me time to think, and it sounds natural. Then I can explain both sides — "I like this part, but not that part."</w:t>
       </w:r>
     </w:p>
     <w:p>
